--- a/output/theory-docs/10-移动服务模式研究.docx
+++ b/output/theory-docs/10-移动服务模式研究.docx
@@ -5,58 +5,160 @@
     <w:p>
       <w:pPr>
         <w:pStyle w:val="Heading1"/>
-        <w:jc w:val="left"/>
+        <w:jc w:val="center"/>
       </w:pPr>
       <w:r>
-        <w:rPr>
-          <w:rFonts w:ascii="Microsoft YaHei" w:hAnsi="Microsoft YaHei" w:eastAsia="Microsoft YaHei"/>
-          <w:b/>
-          <w:color w:val="1B365D"/>
-          <w:sz w:val="32"/>
-        </w:rPr>
-        <w:t>理论文档：基于流动服务模式的驻点工作体系</w:t>
+        <w:drawing>
+          <wp:inline xmlns:a="http://schemas.openxmlformats.org/drawingml/2006/main" xmlns:pic="http://schemas.openxmlformats.org/drawingml/2006/picture">
+            <wp:extent cx="5029200" cy="2235200"/>
+            <wp:docPr id="2" name="Picture 2"/>
+            <wp:cNvGraphicFramePr>
+              <a:graphicFrameLocks noChangeAspect="1"/>
+            </wp:cNvGraphicFramePr>
+            <a:graphic>
+              <a:graphicData uri="http://schemas.openxmlformats.org/drawingml/2006/picture">
+                <pic:pic>
+                  <pic:nvPicPr>
+                    <pic:cNvPr id="0" name="10-移动服务模式研究_132.png"/>
+                    <pic:cNvPicPr/>
+                  </pic:nvPicPr>
+                  <pic:blipFill>
+                    <a:blip r:embed="rId10"/>
+                    <a:stretch>
+                      <a:fillRect/>
+                    </a:stretch>
+                  </pic:blipFill>
+                  <pic:spPr>
+                    <a:xfrm>
+                      <a:off x="0" y="0"/>
+                      <a:ext cx="5029200" cy="2235200"/>
+                    </a:xfrm>
+                    <a:prstGeom prst="rect"/>
+                  </pic:spPr>
+                </pic:pic>
+              </a:graphicData>
+            </a:graphic>
+          </wp:inline>
+        </w:drawing>
       </w:r>
     </w:p>
     <w:p>
       <w:pPr>
         <w:pStyle w:val="Heading2"/>
-        <w:jc w:val="left"/>
+        <w:jc w:val="center"/>
       </w:pPr>
       <w:r>
-        <w:rPr>
-          <w:rFonts w:ascii="Microsoft YaHei" w:hAnsi="Microsoft YaHei" w:eastAsia="Microsoft YaHei"/>
-          <w:b/>
-          <w:color w:val="1B365D"/>
-          <w:sz w:val="28"/>
-        </w:rPr>
-        <w:t>核心前提</w:t>
+        <w:drawing>
+          <wp:inline xmlns:a="http://schemas.openxmlformats.org/drawingml/2006/main" xmlns:pic="http://schemas.openxmlformats.org/drawingml/2006/picture">
+            <wp:extent cx="5029200" cy="3911600"/>
+            <wp:docPr id="4" name="Picture 4"/>
+            <wp:cNvGraphicFramePr>
+              <a:graphicFrameLocks noChangeAspect="1"/>
+            </wp:cNvGraphicFramePr>
+            <a:graphic>
+              <a:graphicData uri="http://schemas.openxmlformats.org/drawingml/2006/picture">
+                <pic:pic>
+                  <pic:nvPicPr>
+                    <pic:cNvPr id="0" name="10-移动服务模式研究_134.png"/>
+                    <pic:cNvPicPr/>
+                  </pic:nvPicPr>
+                  <pic:blipFill>
+                    <a:blip r:embed="rId12"/>
+                    <a:stretch>
+                      <a:fillRect/>
+                    </a:stretch>
+                  </pic:blipFill>
+                  <pic:spPr>
+                    <a:xfrm>
+                      <a:off x="0" y="0"/>
+                      <a:ext cx="5029200" cy="3911600"/>
+                    </a:xfrm>
+                    <a:prstGeom prst="rect"/>
+                  </pic:spPr>
+                </pic:pic>
+              </a:graphicData>
+            </a:graphic>
+          </wp:inline>
+        </w:drawing>
       </w:r>
     </w:p>
     <w:p>
       <w:pPr>
-        <w:jc w:val="both"/>
+        <w:jc w:val="center"/>
       </w:pPr>
       <w:r>
-        <w:rPr>
-          <w:rFonts w:ascii="Microsoft YaHei" w:hAnsi="Microsoft YaHei" w:eastAsia="Microsoft YaHei"/>
-          <w:sz w:val="21"/>
-        </w:rPr>
-        <w:t>驻点工作模式：流动式服务，一次半天到一天，很久才去第二次</w:t>
+        <w:drawing>
+          <wp:inline xmlns:a="http://schemas.openxmlformats.org/drawingml/2006/main" xmlns:pic="http://schemas.openxmlformats.org/drawingml/2006/picture">
+            <wp:extent cx="5029200" cy="7418070"/>
+            <wp:docPr id="5" name="Picture 5"/>
+            <wp:cNvGraphicFramePr>
+              <a:graphicFrameLocks noChangeAspect="1"/>
+            </wp:cNvGraphicFramePr>
+            <a:graphic>
+              <a:graphicData uri="http://schemas.openxmlformats.org/drawingml/2006/picture">
+                <pic:pic>
+                  <pic:nvPicPr>
+                    <pic:cNvPr id="0" name="10-移动服务模式研究_135.png"/>
+                    <pic:cNvPicPr/>
+                  </pic:nvPicPr>
+                  <pic:blipFill>
+                    <a:blip r:embed="rId13"/>
+                    <a:stretch>
+                      <a:fillRect/>
+                    </a:stretch>
+                  </pic:blipFill>
+                  <pic:spPr>
+                    <a:xfrm>
+                      <a:off x="0" y="0"/>
+                      <a:ext cx="5029200" cy="7418070"/>
+                    </a:xfrm>
+                    <a:prstGeom prst="rect"/>
+                  </pic:spPr>
+                </pic:pic>
+              </a:graphicData>
+            </a:graphic>
+          </wp:inline>
+        </w:drawing>
       </w:r>
     </w:p>
     <w:p>
       <w:pPr>
         <w:pStyle w:val="Heading2"/>
-        <w:jc w:val="left"/>
+        <w:jc w:val="center"/>
       </w:pPr>
       <w:r>
-        <w:rPr>
-          <w:rFonts w:ascii="Microsoft YaHei" w:hAnsi="Microsoft YaHei" w:eastAsia="Microsoft YaHei"/>
-          <w:b/>
-          <w:color w:val="1B365D"/>
-          <w:sz w:val="28"/>
-        </w:rPr>
-        <w:t>二、工作优先级重新评估</w:t>
+        <w:drawing>
+          <wp:inline xmlns:a="http://schemas.openxmlformats.org/drawingml/2006/main" xmlns:pic="http://schemas.openxmlformats.org/drawingml/2006/picture">
+            <wp:extent cx="5029200" cy="3897630"/>
+            <wp:docPr id="6" name="Picture 6"/>
+            <wp:cNvGraphicFramePr>
+              <a:graphicFrameLocks noChangeAspect="1"/>
+            </wp:cNvGraphicFramePr>
+            <a:graphic>
+              <a:graphicData uri="http://schemas.openxmlformats.org/drawingml/2006/picture">
+                <pic:pic>
+                  <pic:nvPicPr>
+                    <pic:cNvPr id="0" name="10-移动服务模式研究_139.png"/>
+                    <pic:cNvPicPr/>
+                  </pic:nvPicPr>
+                  <pic:blipFill>
+                    <a:blip r:embed="rId14"/>
+                    <a:stretch>
+                      <a:fillRect/>
+                    </a:stretch>
+                  </pic:blipFill>
+                  <pic:spPr>
+                    <a:xfrm>
+                      <a:off x="0" y="0"/>
+                      <a:ext cx="5029200" cy="3897630"/>
+                    </a:xfrm>
+                    <a:prstGeom prst="rect"/>
+                  </pic:spPr>
+                </pic:pic>
+              </a:graphicData>
+            </a:graphic>
+          </wp:inline>
+        </w:drawing>
       </w:r>
     </w:p>
     <w:p>
@@ -1828,41 +1930,41 @@
       <w:pPr>
         <w:spacing w:before="120" w:after="120"/>
         <w:ind w:left="432"/>
+        <w:jc w:val="center"/>
       </w:pPr>
       <w:r>
-        <w:rPr>
-          <w:rFonts w:ascii="Courier New" w:hAnsi="Courier New"/>
-          <w:color w:val="646464"/>
-          <w:sz w:val="18"/>
-        </w:rPr>
-        <w:t>【到小区前】通过WPS多维表查询</w:t>
-        <w:br/>
-        <w:br/>
-        <w:t>├── 频繁停电清单</w:t>
-        <w:br/>
-        <w:t>│   ├── 筛选该小区的频繁停电客户</w:t>
-        <w:br/>
-        <w:t>│   ├── 按停电次数排序</w:t>
-        <w:br/>
-        <w:t>│   └── 确定走访优先级</w:t>
-        <w:br/>
-        <w:t>│</w:t>
-        <w:br/>
-        <w:t>├── 敏感客户清单</w:t>
-        <w:br/>
-        <w:t>│   ├── 筛选该小区的敏感客户</w:t>
-        <w:br/>
-        <w:t>│   ├── 了解敏感类型</w:t>
-        <w:br/>
-        <w:t>│   └── 制定服务策略</w:t>
-        <w:br/>
-        <w:t>│</w:t>
-        <w:br/>
-        <w:t>└── 重要客户清单</w:t>
-        <w:br/>
-        <w:t xml:space="preserve">    ├── 筛选该小区的重要客户</w:t>
-        <w:br/>
-        <w:t xml:space="preserve">    └── 确定走访安排</w:t>
+        <w:drawing>
+          <wp:inline xmlns:a="http://schemas.openxmlformats.org/drawingml/2006/main" xmlns:pic="http://schemas.openxmlformats.org/drawingml/2006/picture">
+            <wp:extent cx="5029200" cy="1068705"/>
+            <wp:docPr id="1" name="Picture 1"/>
+            <wp:cNvGraphicFramePr>
+              <a:graphicFrameLocks noChangeAspect="1"/>
+            </wp:cNvGraphicFramePr>
+            <a:graphic>
+              <a:graphicData uri="http://schemas.openxmlformats.org/drawingml/2006/picture">
+                <pic:pic>
+                  <pic:nvPicPr>
+                    <pic:cNvPr id="0" name="10-移动服务模式研究_131.png"/>
+                    <pic:cNvPicPr/>
+                  </pic:nvPicPr>
+                  <pic:blipFill>
+                    <a:blip r:embed="rId9"/>
+                    <a:stretch>
+                      <a:fillRect/>
+                    </a:stretch>
+                  </pic:blipFill>
+                  <pic:spPr>
+                    <a:xfrm>
+                      <a:off x="0" y="0"/>
+                      <a:ext cx="5029200" cy="1068705"/>
+                    </a:xfrm>
+                    <a:prstGeom prst="rect"/>
+                  </pic:spPr>
+                </pic:pic>
+              </a:graphicData>
+            </a:graphic>
+          </wp:inline>
+        </w:drawing>
       </w:r>
     </w:p>
     <w:p>
@@ -2195,52 +2297,41 @@
       <w:pPr>
         <w:spacing w:before="120" w:after="120"/>
         <w:ind w:left="432"/>
+        <w:jc w:val="center"/>
       </w:pPr>
       <w:r>
-        <w:rPr>
-          <w:rFonts w:ascii="Courier New" w:hAnsi="Courier New"/>
-          <w:color w:val="646464"/>
-          <w:sz w:val="18"/>
-        </w:rPr>
-        <w:t>┌─────────────────────────────────────────────────────────────┐</w:t>
-        <w:br/>
-        <w:t>│              流动服务模式核心原则                            │</w:t>
-        <w:br/>
-        <w:t>├─────────────────────────────────────────────────────────────┤</w:t>
-        <w:br/>
-        <w:t>│                                                              │</w:t>
-        <w:br/>
-        <w:t>│  1. 【时间有限】必须在半天到一天内完成                        │</w:t>
-        <w:br/>
-        <w:t>│     → 筛选"一次可完成"的工作                                 │</w:t>
-        <w:br/>
-        <w:t>│                                                              │</w:t>
-        <w:br/>
-        <w:t>│  2. 【很久才去第二次】不能依赖长期关系                        │</w:t>
-        <w:br/>
-        <w:t>│     → 信息驱动，而非关系驱动                                 │</w:t>
-        <w:br/>
-        <w:t>│                                                              │</w:t>
-        <w:br/>
-        <w:t>│  3. 【必须抓住重点】时间有限，不能面面俱到                    │</w:t>
-        <w:br/>
-        <w:t>│     → 清单指导，精准聚焦                                     │</w:t>
-        <w:br/>
-        <w:t>│                                                              │</w:t>
-        <w:br/>
-        <w:t>│  4. 【一次见效】每次驻点都要有成效                            │</w:t>
-        <w:br/>
-        <w:t>│     → 公示电话、加入群、重点客户走访                         │</w:t>
-        <w:br/>
-        <w:t>│                                                              │</w:t>
-        <w:br/>
-        <w:t>│  5. 【团队协作】几个人一起，可分工合作                        │</w:t>
-        <w:br/>
-        <w:t>│     → 并行推进，提高效率                                     │</w:t>
-        <w:br/>
-        <w:t>│                                                              │</w:t>
-        <w:br/>
-        <w:t>└─────────────────────────────────────────────────────────────┘</w:t>
+        <w:drawing>
+          <wp:inline xmlns:a="http://schemas.openxmlformats.org/drawingml/2006/main" xmlns:pic="http://schemas.openxmlformats.org/drawingml/2006/picture">
+            <wp:extent cx="5029200" cy="2235200"/>
+            <wp:docPr id="3" name="Picture 3"/>
+            <wp:cNvGraphicFramePr>
+              <a:graphicFrameLocks noChangeAspect="1"/>
+            </wp:cNvGraphicFramePr>
+            <a:graphic>
+              <a:graphicData uri="http://schemas.openxmlformats.org/drawingml/2006/picture">
+                <pic:pic>
+                  <pic:nvPicPr>
+                    <pic:cNvPr id="0" name="10-移动服务模式研究_133.png"/>
+                    <pic:cNvPicPr/>
+                  </pic:nvPicPr>
+                  <pic:blipFill>
+                    <a:blip r:embed="rId11"/>
+                    <a:stretch>
+                      <a:fillRect/>
+                    </a:stretch>
+                  </pic:blipFill>
+                  <pic:spPr>
+                    <a:xfrm>
+                      <a:off x="0" y="0"/>
+                      <a:ext cx="5029200" cy="2235200"/>
+                    </a:xfrm>
+                    <a:prstGeom prst="rect"/>
+                  </pic:spPr>
+                </pic:pic>
+              </a:graphicData>
+            </a:graphic>
+          </wp:inline>
+        </w:drawing>
       </w:r>
     </w:p>
     <w:p>

--- a/output/theory-docs/10-移动服务模式研究.docx
+++ b/output/theory-docs/10-移动服务模式研究.docx
@@ -5,166 +5,164 @@
     <w:p>
       <w:pPr>
         <w:pStyle w:val="Heading1"/>
-        <w:jc w:val="center"/>
       </w:pPr>
       <w:r>
-        <w:drawing>
-          <wp:inline xmlns:a="http://schemas.openxmlformats.org/drawingml/2006/main" xmlns:pic="http://schemas.openxmlformats.org/drawingml/2006/picture">
-            <wp:extent cx="5029200" cy="2235200"/>
-            <wp:docPr id="2" name="Picture 2"/>
-            <wp:cNvGraphicFramePr>
-              <a:graphicFrameLocks noChangeAspect="1"/>
-            </wp:cNvGraphicFramePr>
-            <a:graphic>
-              <a:graphicData uri="http://schemas.openxmlformats.org/drawingml/2006/picture">
-                <pic:pic>
-                  <pic:nvPicPr>
-                    <pic:cNvPr id="0" name="10-移动服务模式研究_132.png"/>
-                    <pic:cNvPicPr/>
-                  </pic:nvPicPr>
-                  <pic:blipFill>
-                    <a:blip r:embed="rId10"/>
-                    <a:stretch>
-                      <a:fillRect/>
-                    </a:stretch>
-                  </pic:blipFill>
-                  <pic:spPr>
-                    <a:xfrm>
-                      <a:off x="0" y="0"/>
-                      <a:ext cx="5029200" cy="2235200"/>
-                    </a:xfrm>
-                    <a:prstGeom prst="rect"/>
-                  </pic:spPr>
-                </pic:pic>
-              </a:graphicData>
-            </a:graphic>
-          </wp:inline>
-        </w:drawing>
+        <w:rPr>
+          <w:rFonts w:ascii="Microsoft YaHei" w:hAnsi="Microsoft YaHei" w:eastAsia="Microsoft YaHei"/>
+          <w:b/>
+          <w:color w:val="1B365D"/>
+          <w:sz w:val="32"/>
+        </w:rPr>
+        <w:t>理论文档：基于流动服务模式的驻点工作体系</w:t>
+      </w:r>
+    </w:p>
+    <w:p>
+      <w:pPr>
+        <w:jc w:val="both"/>
+      </w:pPr>
+      <w:r>
+        <w:rPr>
+          <w:rFonts w:ascii="Microsoft YaHei" w:hAnsi="Microsoft YaHei" w:eastAsia="Microsoft YaHei"/>
+          <w:sz w:val="21"/>
+        </w:rPr>
+        <w:t>created: 2026-03-16</w:t>
+      </w:r>
+    </w:p>
+    <w:p>
+      <w:pPr>
+        <w:jc w:val="both"/>
+      </w:pPr>
+      <w:r>
+        <w:rPr>
+          <w:rFonts w:ascii="Microsoft YaHei" w:hAnsi="Microsoft YaHei" w:eastAsia="Microsoft YaHei"/>
+          <w:sz w:val="21"/>
+        </w:rPr>
+        <w:t>session: session-002</w:t>
+      </w:r>
+    </w:p>
+    <w:p>
+      <w:pPr>
+        <w:jc w:val="both"/>
+      </w:pPr>
+      <w:r>
+        <w:rPr>
+          <w:rFonts w:ascii="Microsoft YaHei" w:hAnsi="Microsoft YaHei" w:eastAsia="Microsoft YaHei"/>
+          <w:sz w:val="21"/>
+        </w:rPr>
+        <w:t>type: theory</w:t>
+      </w:r>
+    </w:p>
+    <w:p>
+      <w:pPr>
+        <w:jc w:val="both"/>
+      </w:pPr>
+      <w:r>
+        <w:rPr>
+          <w:rFonts w:ascii="Microsoft YaHei" w:hAnsi="Microsoft YaHei" w:eastAsia="Microsoft YaHei"/>
+          <w:sz w:val="21"/>
+        </w:rPr>
+        <w:t>status: draft</w:t>
       </w:r>
     </w:p>
     <w:p>
       <w:pPr>
         <w:pStyle w:val="Heading2"/>
-        <w:jc w:val="center"/>
       </w:pPr>
       <w:r>
-        <w:drawing>
-          <wp:inline xmlns:a="http://schemas.openxmlformats.org/drawingml/2006/main" xmlns:pic="http://schemas.openxmlformats.org/drawingml/2006/picture">
-            <wp:extent cx="5029200" cy="3911600"/>
-            <wp:docPr id="4" name="Picture 4"/>
-            <wp:cNvGraphicFramePr>
-              <a:graphicFrameLocks noChangeAspect="1"/>
-            </wp:cNvGraphicFramePr>
-            <a:graphic>
-              <a:graphicData uri="http://schemas.openxmlformats.org/drawingml/2006/picture">
-                <pic:pic>
-                  <pic:nvPicPr>
-                    <pic:cNvPr id="0" name="10-移动服务模式研究_134.png"/>
-                    <pic:cNvPicPr/>
-                  </pic:nvPicPr>
-                  <pic:blipFill>
-                    <a:blip r:embed="rId12"/>
-                    <a:stretch>
-                      <a:fillRect/>
-                    </a:stretch>
-                  </pic:blipFill>
-                  <pic:spPr>
-                    <a:xfrm>
-                      <a:off x="0" y="0"/>
-                      <a:ext cx="5029200" cy="3911600"/>
-                    </a:xfrm>
-                    <a:prstGeom prst="rect"/>
-                  </pic:spPr>
-                </pic:pic>
-              </a:graphicData>
-            </a:graphic>
-          </wp:inline>
-        </w:drawing>
+        <w:rPr>
+          <w:rFonts w:ascii="Microsoft YaHei" w:hAnsi="Microsoft YaHei" w:eastAsia="Microsoft YaHei"/>
+          <w:b/>
+          <w:color w:val="1B365D"/>
+          <w:sz w:val="28"/>
+        </w:rPr>
+        <w:t>核心前提</w:t>
       </w:r>
     </w:p>
     <w:p>
       <w:pPr>
-        <w:jc w:val="center"/>
+        <w:jc w:val="both"/>
       </w:pPr>
       <w:r>
-        <w:drawing>
-          <wp:inline xmlns:a="http://schemas.openxmlformats.org/drawingml/2006/main" xmlns:pic="http://schemas.openxmlformats.org/drawingml/2006/picture">
-            <wp:extent cx="5029200" cy="7418070"/>
-            <wp:docPr id="5" name="Picture 5"/>
-            <wp:cNvGraphicFramePr>
-              <a:graphicFrameLocks noChangeAspect="1"/>
-            </wp:cNvGraphicFramePr>
-            <a:graphic>
-              <a:graphicData uri="http://schemas.openxmlformats.org/drawingml/2006/picture">
-                <pic:pic>
-                  <pic:nvPicPr>
-                    <pic:cNvPr id="0" name="10-移动服务模式研究_135.png"/>
-                    <pic:cNvPicPr/>
-                  </pic:nvPicPr>
-                  <pic:blipFill>
-                    <a:blip r:embed="rId13"/>
-                    <a:stretch>
-                      <a:fillRect/>
-                    </a:stretch>
-                  </pic:blipFill>
-                  <pic:spPr>
-                    <a:xfrm>
-                      <a:off x="0" y="0"/>
-                      <a:ext cx="5029200" cy="7418070"/>
-                    </a:xfrm>
-                    <a:prstGeom prst="rect"/>
-                  </pic:spPr>
-                </pic:pic>
-              </a:graphicData>
-            </a:graphic>
-          </wp:inline>
-        </w:drawing>
+        <w:rPr>
+          <w:rFonts w:ascii="Microsoft YaHei" w:hAnsi="Microsoft YaHei" w:eastAsia="Microsoft YaHei"/>
+          <w:sz w:val="21"/>
+        </w:rPr>
+        <w:t>驻点工作模式：流动式服务，一次半天到一天，很久才去第二次</w:t>
       </w:r>
     </w:p>
     <w:p>
       <w:pPr>
         <w:pStyle w:val="Heading2"/>
-        <w:jc w:val="center"/>
       </w:pPr>
       <w:r>
-        <w:drawing>
-          <wp:inline xmlns:a="http://schemas.openxmlformats.org/drawingml/2006/main" xmlns:pic="http://schemas.openxmlformats.org/drawingml/2006/picture">
-            <wp:extent cx="5029200" cy="3897630"/>
-            <wp:docPr id="6" name="Picture 6"/>
-            <wp:cNvGraphicFramePr>
-              <a:graphicFrameLocks noChangeAspect="1"/>
-            </wp:cNvGraphicFramePr>
-            <a:graphic>
-              <a:graphicData uri="http://schemas.openxmlformats.org/drawingml/2006/picture">
-                <pic:pic>
-                  <pic:nvPicPr>
-                    <pic:cNvPr id="0" name="10-移动服务模式研究_139.png"/>
-                    <pic:cNvPicPr/>
-                  </pic:nvPicPr>
-                  <pic:blipFill>
-                    <a:blip r:embed="rId14"/>
-                    <a:stretch>
-                      <a:fillRect/>
-                    </a:stretch>
-                  </pic:blipFill>
-                  <pic:spPr>
-                    <a:xfrm>
-                      <a:off x="0" y="0"/>
-                      <a:ext cx="5029200" cy="3897630"/>
-                    </a:xfrm>
-                    <a:prstGeom prst="rect"/>
-                  </pic:spPr>
-                </pic:pic>
-              </a:graphicData>
-            </a:graphic>
-          </wp:inline>
-        </w:drawing>
+        <w:rPr>
+          <w:rFonts w:ascii="Microsoft YaHei" w:hAnsi="Microsoft YaHei" w:eastAsia="Microsoft YaHei"/>
+          <w:b/>
+          <w:color w:val="1B365D"/>
+          <w:sz w:val="28"/>
+        </w:rPr>
+        <w:t>一、工作特征分析</w:t>
       </w:r>
     </w:p>
     <w:p>
       <w:pPr>
         <w:pStyle w:val="Heading3"/>
-        <w:jc w:val="left"/>
+      </w:pPr>
+      <w:r>
+        <w:rPr>
+          <w:rFonts w:ascii="Microsoft YaHei" w:hAnsi="Microsoft YaHei" w:eastAsia="Microsoft YaHei"/>
+          <w:b/>
+          <w:color w:val="2E5A4C"/>
+          <w:sz w:val="24"/>
+        </w:rPr>
+        <w:t>1.1 时间约束</w:t>
+      </w:r>
+    </w:p>
+    <w:p>
+      <w:pPr>
+        <w:pStyle w:val="Heading3"/>
+      </w:pPr>
+      <w:r>
+        <w:rPr>
+          <w:rFonts w:ascii="Microsoft YaHei" w:hAnsi="Microsoft YaHei" w:eastAsia="Microsoft YaHei"/>
+          <w:b/>
+          <w:color w:val="2E5A4C"/>
+          <w:sz w:val="24"/>
+        </w:rPr>
+        <w:t>1.2 频率约束</w:t>
+      </w:r>
+    </w:p>
+    <w:p>
+      <w:pPr>
+        <w:pStyle w:val="Heading3"/>
+      </w:pPr>
+      <w:r>
+        <w:rPr>
+          <w:rFonts w:ascii="Microsoft YaHei" w:hAnsi="Microsoft YaHei" w:eastAsia="Microsoft YaHei"/>
+          <w:b/>
+          <w:color w:val="2E5A4C"/>
+          <w:sz w:val="24"/>
+        </w:rPr>
+        <w:t>1.3 团队协作</w:t>
+      </w:r>
+    </w:p>
+    <w:p>
+      <w:pPr>
+        <w:pStyle w:val="Heading2"/>
+      </w:pPr>
+      <w:r>
+        <w:rPr>
+          <w:rFonts w:ascii="Microsoft YaHei" w:hAnsi="Microsoft YaHei" w:eastAsia="Microsoft YaHei"/>
+          <w:b/>
+          <w:color w:val="1B365D"/>
+          <w:sz w:val="28"/>
+        </w:rPr>
+        <w:t>二、工作优先级重新评估</w:t>
+      </w:r>
+    </w:p>
+    <w:p>
+      <w:pPr>
+        <w:pStyle w:val="Heading3"/>
       </w:pPr>
       <w:r>
         <w:rPr>
@@ -176,291 +174,9 @@
         <w:t>2.1 新增评估维度：一次可完成性</w:t>
       </w:r>
     </w:p>
-    <w:tbl>
-      <w:tblPr>
-        <w:tblStyle w:val="TableGrid"/>
-        <w:tblW w:type="auto" w:w="0"/>
-        <w:tblLook w:firstColumn="1" w:firstRow="1" w:lastColumn="0" w:lastRow="0" w:noHBand="0" w:noVBand="1" w:val="04A0"/>
-      </w:tblPr>
-      <w:tblGrid>
-        <w:gridCol w:w="2880"/>
-        <w:gridCol w:w="2880"/>
-        <w:gridCol w:w="2880"/>
-      </w:tblGrid>
-      <w:tr>
-        <w:tc>
-          <w:tcPr>
-            <w:tcW w:type="dxa" w:w="2880"/>
-          </w:tcPr>
-          <w:p>
-            <w:pPr>
-              <w:jc w:val="center"/>
-            </w:pPr>
-            <w:r>
-              <w:rPr>
-                <w:rFonts w:ascii="Microsoft YaHei" w:hAnsi="Microsoft YaHei" w:eastAsia="Microsoft YaHei"/>
-                <w:b/>
-                <w:sz w:val="20"/>
-              </w:rPr>
-              <w:t>维度</w:t>
-            </w:r>
-          </w:p>
-        </w:tc>
-        <w:tc>
-          <w:tcPr>
-            <w:tcW w:type="dxa" w:w="2880"/>
-          </w:tcPr>
-          <w:p>
-            <w:pPr>
-              <w:jc w:val="center"/>
-            </w:pPr>
-            <w:r>
-              <w:rPr>
-                <w:rFonts w:ascii="Microsoft YaHei" w:hAnsi="Microsoft YaHei" w:eastAsia="Microsoft YaHei"/>
-                <w:b/>
-                <w:sz w:val="20"/>
-              </w:rPr>
-              <w:t>说明</w:t>
-            </w:r>
-          </w:p>
-        </w:tc>
-        <w:tc>
-          <w:tcPr>
-            <w:tcW w:type="dxa" w:w="2880"/>
-          </w:tcPr>
-          <w:p>
-            <w:pPr>
-              <w:jc w:val="center"/>
-            </w:pPr>
-            <w:r>
-              <w:rPr>
-                <w:rFonts w:ascii="Microsoft YaHei" w:hAnsi="Microsoft YaHei" w:eastAsia="Microsoft YaHei"/>
-                <w:b/>
-                <w:sz w:val="20"/>
-              </w:rPr>
-              <w:t>评估标准</w:t>
-            </w:r>
-          </w:p>
-        </w:tc>
-      </w:tr>
-      <w:tr>
-        <w:tc>
-          <w:tcPr>
-            <w:tcW w:type="dxa" w:w="2880"/>
-          </w:tcPr>
-          <w:p>
-            <w:pPr>
-              <w:jc w:val="left"/>
-            </w:pPr>
-            <w:r>
-              <w:rPr>
-                <w:rFonts w:ascii="Microsoft YaHei" w:hAnsi="Microsoft YaHei" w:eastAsia="Microsoft YaHei"/>
-                <w:sz w:val="19"/>
-              </w:rPr>
-              <w:t>**一次可完成性**</w:t>
-            </w:r>
-          </w:p>
-        </w:tc>
-        <w:tc>
-          <w:tcPr>
-            <w:tcW w:type="dxa" w:w="2880"/>
-          </w:tcPr>
-          <w:p>
-            <w:pPr>
-              <w:jc w:val="left"/>
-            </w:pPr>
-            <w:r>
-              <w:rPr>
-                <w:rFonts w:ascii="Microsoft YaHei" w:hAnsi="Microsoft YaHei" w:eastAsia="Microsoft YaHei"/>
-                <w:sz w:val="19"/>
-              </w:rPr>
-              <w:t>能否在一次驻点内完成</w:t>
-            </w:r>
-          </w:p>
-        </w:tc>
-        <w:tc>
-          <w:tcPr>
-            <w:tcW w:type="dxa" w:w="2880"/>
-          </w:tcPr>
-          <w:p>
-            <w:pPr>
-              <w:jc w:val="left"/>
-            </w:pPr>
-            <w:r>
-              <w:rPr>
-                <w:rFonts w:ascii="Microsoft YaHei" w:hAnsi="Microsoft YaHei" w:eastAsia="Microsoft YaHei"/>
-                <w:sz w:val="19"/>
-              </w:rPr>
-              <w:t>是/否/部分</w:t>
-            </w:r>
-          </w:p>
-        </w:tc>
-      </w:tr>
-      <w:tr>
-        <w:tc>
-          <w:tcPr>
-            <w:tcW w:type="dxa" w:w="2880"/>
-          </w:tcPr>
-          <w:p>
-            <w:pPr>
-              <w:jc w:val="left"/>
-            </w:pPr>
-            <w:r>
-              <w:rPr>
-                <w:rFonts w:ascii="Microsoft YaHei" w:hAnsi="Microsoft YaHei" w:eastAsia="Microsoft YaHei"/>
-                <w:sz w:val="19"/>
-              </w:rPr>
-              <w:t>**所需时间**</w:t>
-            </w:r>
-          </w:p>
-        </w:tc>
-        <w:tc>
-          <w:tcPr>
-            <w:tcW w:type="dxa" w:w="2880"/>
-          </w:tcPr>
-          <w:p>
-            <w:pPr>
-              <w:jc w:val="left"/>
-            </w:pPr>
-            <w:r>
-              <w:rPr>
-                <w:rFonts w:ascii="Microsoft YaHei" w:hAnsi="Microsoft YaHei" w:eastAsia="Microsoft YaHei"/>
-                <w:sz w:val="19"/>
-              </w:rPr>
-              <w:t>完成需要多长时间</w:t>
-            </w:r>
-          </w:p>
-        </w:tc>
-        <w:tc>
-          <w:tcPr>
-            <w:tcW w:type="dxa" w:w="2880"/>
-          </w:tcPr>
-          <w:p>
-            <w:pPr>
-              <w:jc w:val="left"/>
-            </w:pPr>
-            <w:r>
-              <w:rPr>
-                <w:rFonts w:ascii="Microsoft YaHei" w:hAnsi="Microsoft YaHei" w:eastAsia="Microsoft YaHei"/>
-                <w:sz w:val="19"/>
-              </w:rPr>
-              <w:t>10分钟/30分钟/1小时/2小时</w:t>
-            </w:r>
-          </w:p>
-        </w:tc>
-      </w:tr>
-      <w:tr>
-        <w:tc>
-          <w:tcPr>
-            <w:tcW w:type="dxa" w:w="2880"/>
-          </w:tcPr>
-          <w:p>
-            <w:pPr>
-              <w:jc w:val="left"/>
-            </w:pPr>
-            <w:r>
-              <w:rPr>
-                <w:rFonts w:ascii="Microsoft YaHei" w:hAnsi="Microsoft YaHei" w:eastAsia="Microsoft YaHei"/>
-                <w:sz w:val="19"/>
-              </w:rPr>
-              <w:t>**见效方式**</w:t>
-            </w:r>
-          </w:p>
-        </w:tc>
-        <w:tc>
-          <w:tcPr>
-            <w:tcW w:type="dxa" w:w="2880"/>
-          </w:tcPr>
-          <w:p>
-            <w:pPr>
-              <w:jc w:val="left"/>
-            </w:pPr>
-            <w:r>
-              <w:rPr>
-                <w:rFonts w:ascii="Microsoft YaHei" w:hAnsi="Microsoft YaHei" w:eastAsia="Microsoft YaHei"/>
-                <w:sz w:val="19"/>
-              </w:rPr>
-              <w:t>效果何时显现</w:t>
-            </w:r>
-          </w:p>
-        </w:tc>
-        <w:tc>
-          <w:tcPr>
-            <w:tcW w:type="dxa" w:w="2880"/>
-          </w:tcPr>
-          <w:p>
-            <w:pPr>
-              <w:jc w:val="left"/>
-            </w:pPr>
-            <w:r>
-              <w:rPr>
-                <w:rFonts w:ascii="Microsoft YaHei" w:hAnsi="Microsoft YaHei" w:eastAsia="Microsoft YaHei"/>
-                <w:sz w:val="19"/>
-              </w:rPr>
-              <w:t>即时/短期/长期</w:t>
-            </w:r>
-          </w:p>
-        </w:tc>
-      </w:tr>
-      <w:tr>
-        <w:tc>
-          <w:tcPr>
-            <w:tcW w:type="dxa" w:w="2880"/>
-          </w:tcPr>
-          <w:p>
-            <w:pPr>
-              <w:jc w:val="left"/>
-            </w:pPr>
-            <w:r>
-              <w:rPr>
-                <w:rFonts w:ascii="Microsoft YaHei" w:hAnsi="Microsoft YaHei" w:eastAsia="Microsoft YaHei"/>
-                <w:sz w:val="19"/>
-              </w:rPr>
-              <w:t>**依赖关系**</w:t>
-            </w:r>
-          </w:p>
-        </w:tc>
-        <w:tc>
-          <w:tcPr>
-            <w:tcW w:type="dxa" w:w="2880"/>
-          </w:tcPr>
-          <w:p>
-            <w:pPr>
-              <w:jc w:val="left"/>
-            </w:pPr>
-            <w:r>
-              <w:rPr>
-                <w:rFonts w:ascii="Microsoft YaHei" w:hAnsi="Microsoft YaHei" w:eastAsia="Microsoft YaHei"/>
-                <w:sz w:val="19"/>
-              </w:rPr>
-              <w:t>是否需要后续跟进</w:t>
-            </w:r>
-          </w:p>
-        </w:tc>
-        <w:tc>
-          <w:tcPr>
-            <w:tcW w:type="dxa" w:w="2880"/>
-          </w:tcPr>
-          <w:p>
-            <w:pPr>
-              <w:jc w:val="left"/>
-            </w:pPr>
-            <w:r>
-              <w:rPr>
-                <w:rFonts w:ascii="Microsoft YaHei" w:hAnsi="Microsoft YaHei" w:eastAsia="Microsoft YaHei"/>
-                <w:sz w:val="19"/>
-              </w:rPr>
-              <w:t>不需要/需要/强依赖</w:t>
-            </w:r>
-          </w:p>
-        </w:tc>
-      </w:tr>
-    </w:tbl>
-    <w:p/>
     <w:p>
       <w:pPr>
         <w:pStyle w:val="Heading3"/>
-        <w:jc w:val="left"/>
       </w:pPr>
       <w:r>
         <w:rPr>
@@ -475,1431 +191,118 @@
     <w:p>
       <w:pPr>
         <w:pStyle w:val="Heading4"/>
-        <w:jc w:val="left"/>
       </w:pPr>
       <w:r>
         <w:rPr>
           <w:rFonts w:ascii="Microsoft YaHei" w:hAnsi="Microsoft YaHei" w:eastAsia="Microsoft YaHei"/>
           <w:b/>
-          <w:sz w:val="22"/>
+          <w:color w:val="2E5A4C"/>
+          <w:sz w:val="24"/>
         </w:rPr>
         <w:t>极高优先级（一次见效 + 价值高）</w:t>
       </w:r>
     </w:p>
-    <w:tbl>
-      <w:tblPr>
-        <w:tblStyle w:val="TableGrid"/>
-        <w:tblW w:type="auto" w:w="0"/>
-        <w:tblLook w:firstColumn="1" w:firstRow="1" w:lastColumn="0" w:lastRow="0" w:noHBand="0" w:noVBand="1" w:val="04A0"/>
-      </w:tblPr>
-      <w:tblGrid>
-        <w:gridCol w:w="2160"/>
-        <w:gridCol w:w="2160"/>
-        <w:gridCol w:w="2160"/>
-        <w:gridCol w:w="2160"/>
-      </w:tblGrid>
-      <w:tr>
-        <w:tc>
-          <w:tcPr>
-            <w:tcW w:type="dxa" w:w="2160"/>
-          </w:tcPr>
-          <w:p>
-            <w:pPr>
-              <w:jc w:val="center"/>
-            </w:pPr>
-            <w:r>
-              <w:rPr>
-                <w:rFonts w:ascii="Microsoft YaHei" w:hAnsi="Microsoft YaHei" w:eastAsia="Microsoft YaHei"/>
-                <w:b/>
-                <w:sz w:val="20"/>
-              </w:rPr>
-              <w:t>工作</w:t>
-            </w:r>
-          </w:p>
-        </w:tc>
-        <w:tc>
-          <w:tcPr>
-            <w:tcW w:type="dxa" w:w="2160"/>
-          </w:tcPr>
-          <w:p>
-            <w:pPr>
-              <w:jc w:val="center"/>
-            </w:pPr>
-            <w:r>
-              <w:rPr>
-                <w:rFonts w:ascii="Microsoft YaHei" w:hAnsi="Microsoft YaHei" w:eastAsia="Microsoft YaHei"/>
-                <w:b/>
-                <w:sz w:val="20"/>
-              </w:rPr>
-              <w:t>一次可完成</w:t>
-            </w:r>
-          </w:p>
-        </w:tc>
-        <w:tc>
-          <w:tcPr>
-            <w:tcW w:type="dxa" w:w="2160"/>
-          </w:tcPr>
-          <w:p>
-            <w:pPr>
-              <w:jc w:val="center"/>
-            </w:pPr>
-            <w:r>
-              <w:rPr>
-                <w:rFonts w:ascii="Microsoft YaHei" w:hAnsi="Microsoft YaHei" w:eastAsia="Microsoft YaHei"/>
-                <w:b/>
-                <w:sz w:val="20"/>
-              </w:rPr>
-              <w:t>所需时间</w:t>
-            </w:r>
-          </w:p>
-        </w:tc>
-        <w:tc>
-          <w:tcPr>
-            <w:tcW w:type="dxa" w:w="2160"/>
-          </w:tcPr>
-          <w:p>
-            <w:pPr>
-              <w:jc w:val="center"/>
-            </w:pPr>
-            <w:r>
-              <w:rPr>
-                <w:rFonts w:ascii="Microsoft YaHei" w:hAnsi="Microsoft YaHei" w:eastAsia="Microsoft YaHei"/>
-                <w:b/>
-                <w:sz w:val="20"/>
-              </w:rPr>
-              <w:t>核心价值</w:t>
-            </w:r>
-          </w:p>
-        </w:tc>
-      </w:tr>
-      <w:tr>
-        <w:tc>
-          <w:tcPr>
-            <w:tcW w:type="dxa" w:w="2160"/>
-          </w:tcPr>
-          <w:p>
-            <w:pPr>
-              <w:jc w:val="left"/>
-            </w:pPr>
-            <w:r>
-              <w:rPr>
-                <w:rFonts w:ascii="Microsoft YaHei" w:hAnsi="Microsoft YaHei" w:eastAsia="Microsoft YaHei"/>
-                <w:sz w:val="19"/>
-              </w:rPr>
-              <w:t>**公示客户经理电话**</w:t>
-            </w:r>
-          </w:p>
-        </w:tc>
-        <w:tc>
-          <w:tcPr>
-            <w:tcW w:type="dxa" w:w="2160"/>
-          </w:tcPr>
-          <w:p>
-            <w:pPr>
-              <w:jc w:val="left"/>
-            </w:pPr>
-            <w:r>
-              <w:rPr>
-                <w:rFonts w:ascii="Microsoft YaHei" w:hAnsi="Microsoft YaHei" w:eastAsia="Microsoft YaHei"/>
-                <w:sz w:val="19"/>
-              </w:rPr>
-              <w:t>✅ 是</w:t>
-            </w:r>
-          </w:p>
-        </w:tc>
-        <w:tc>
-          <w:tcPr>
-            <w:tcW w:type="dxa" w:w="2160"/>
-          </w:tcPr>
-          <w:p>
-            <w:pPr>
-              <w:jc w:val="left"/>
-            </w:pPr>
-            <w:r>
-              <w:rPr>
-                <w:rFonts w:ascii="Microsoft YaHei" w:hAnsi="Microsoft YaHei" w:eastAsia="Microsoft YaHei"/>
-                <w:sz w:val="19"/>
-              </w:rPr>
-              <w:t>10分钟</w:t>
-            </w:r>
-          </w:p>
-        </w:tc>
-        <w:tc>
-          <w:tcPr>
-            <w:tcW w:type="dxa" w:w="2160"/>
-          </w:tcPr>
-          <w:p>
-            <w:pPr>
-              <w:jc w:val="left"/>
-            </w:pPr>
-            <w:r>
-              <w:rPr>
-                <w:rFonts w:ascii="Microsoft YaHei" w:hAnsi="Microsoft YaHei" w:eastAsia="Microsoft YaHei"/>
-                <w:sz w:val="19"/>
-              </w:rPr>
-              <w:t>服务前置，长期有效</w:t>
-            </w:r>
-          </w:p>
-        </w:tc>
-      </w:tr>
-      <w:tr>
-        <w:tc>
-          <w:tcPr>
-            <w:tcW w:type="dxa" w:w="2160"/>
-          </w:tcPr>
-          <w:p>
-            <w:pPr>
-              <w:jc w:val="left"/>
-            </w:pPr>
-            <w:r>
-              <w:rPr>
-                <w:rFonts w:ascii="Microsoft YaHei" w:hAnsi="Microsoft YaHei" w:eastAsia="Microsoft YaHei"/>
-                <w:sz w:val="19"/>
-              </w:rPr>
-              <w:t>**加入业主群/建立服务群**</w:t>
-            </w:r>
-          </w:p>
-        </w:tc>
-        <w:tc>
-          <w:tcPr>
-            <w:tcW w:type="dxa" w:w="2160"/>
-          </w:tcPr>
-          <w:p>
-            <w:pPr>
-              <w:jc w:val="left"/>
-            </w:pPr>
-            <w:r>
-              <w:rPr>
-                <w:rFonts w:ascii="Microsoft YaHei" w:hAnsi="Microsoft YaHei" w:eastAsia="Microsoft YaHei"/>
-                <w:sz w:val="19"/>
-              </w:rPr>
-              <w:t>✅ 是</w:t>
-            </w:r>
-          </w:p>
-        </w:tc>
-        <w:tc>
-          <w:tcPr>
-            <w:tcW w:type="dxa" w:w="2160"/>
-          </w:tcPr>
-          <w:p>
-            <w:pPr>
-              <w:jc w:val="left"/>
-            </w:pPr>
-            <w:r>
-              <w:rPr>
-                <w:rFonts w:ascii="Microsoft YaHei" w:hAnsi="Microsoft YaHei" w:eastAsia="Microsoft YaHei"/>
-                <w:sz w:val="19"/>
-              </w:rPr>
-              <w:t>20分钟</w:t>
-            </w:r>
-          </w:p>
-        </w:tc>
-        <w:tc>
-          <w:tcPr>
-            <w:tcW w:type="dxa" w:w="2160"/>
-          </w:tcPr>
-          <w:p>
-            <w:pPr>
-              <w:jc w:val="left"/>
-            </w:pPr>
-            <w:r>
-              <w:rPr>
-                <w:rFonts w:ascii="Microsoft YaHei" w:hAnsi="Microsoft YaHei" w:eastAsia="Microsoft YaHei"/>
-                <w:sz w:val="19"/>
-              </w:rPr>
-              <w:t>持续服务渠道</w:t>
-            </w:r>
-          </w:p>
-        </w:tc>
-      </w:tr>
-      <w:tr>
-        <w:tc>
-          <w:tcPr>
-            <w:tcW w:type="dxa" w:w="2160"/>
-          </w:tcPr>
-          <w:p>
-            <w:pPr>
-              <w:jc w:val="left"/>
-            </w:pPr>
-            <w:r>
-              <w:rPr>
-                <w:rFonts w:ascii="Microsoft YaHei" w:hAnsi="Microsoft YaHei" w:eastAsia="Microsoft YaHei"/>
-                <w:sz w:val="19"/>
-              </w:rPr>
-              <w:t>**重点客户走访**（频繁停电/敏感客户）</w:t>
-            </w:r>
-          </w:p>
-        </w:tc>
-        <w:tc>
-          <w:tcPr>
-            <w:tcW w:type="dxa" w:w="2160"/>
-          </w:tcPr>
-          <w:p>
-            <w:pPr>
-              <w:jc w:val="left"/>
-            </w:pPr>
-            <w:r>
-              <w:rPr>
-                <w:rFonts w:ascii="Microsoft YaHei" w:hAnsi="Microsoft YaHei" w:eastAsia="Microsoft YaHei"/>
-                <w:sz w:val="19"/>
-              </w:rPr>
-              <w:t>✅ 是</w:t>
-            </w:r>
-          </w:p>
-        </w:tc>
-        <w:tc>
-          <w:tcPr>
-            <w:tcW w:type="dxa" w:w="2160"/>
-          </w:tcPr>
-          <w:p>
-            <w:pPr>
-              <w:jc w:val="left"/>
-            </w:pPr>
-            <w:r>
-              <w:rPr>
-                <w:rFonts w:ascii="Microsoft YaHei" w:hAnsi="Microsoft YaHei" w:eastAsia="Microsoft YaHei"/>
-                <w:sz w:val="19"/>
-              </w:rPr>
-              <w:t>1-2小时</w:t>
-            </w:r>
-          </w:p>
-        </w:tc>
-        <w:tc>
-          <w:tcPr>
-            <w:tcW w:type="dxa" w:w="2160"/>
-          </w:tcPr>
-          <w:p>
-            <w:pPr>
-              <w:jc w:val="left"/>
-            </w:pPr>
-            <w:r>
-              <w:rPr>
-                <w:rFonts w:ascii="Microsoft YaHei" w:hAnsi="Microsoft YaHei" w:eastAsia="Microsoft YaHei"/>
-                <w:sz w:val="19"/>
-              </w:rPr>
-              <w:t>主动服务，压降投诉</w:t>
-            </w:r>
-          </w:p>
-        </w:tc>
-      </w:tr>
-      <w:tr>
-        <w:tc>
-          <w:tcPr>
-            <w:tcW w:type="dxa" w:w="2160"/>
-          </w:tcPr>
-          <w:p>
-            <w:pPr>
-              <w:jc w:val="left"/>
-            </w:pPr>
-            <w:r>
-              <w:rPr>
-                <w:rFonts w:ascii="Microsoft YaHei" w:hAnsi="Microsoft YaHei" w:eastAsia="Microsoft YaHei"/>
-                <w:sz w:val="19"/>
-              </w:rPr>
-              <w:t>**配电房检查**</w:t>
-            </w:r>
-          </w:p>
-        </w:tc>
-        <w:tc>
-          <w:tcPr>
-            <w:tcW w:type="dxa" w:w="2160"/>
-          </w:tcPr>
-          <w:p>
-            <w:pPr>
-              <w:jc w:val="left"/>
-            </w:pPr>
-            <w:r>
-              <w:rPr>
-                <w:rFonts w:ascii="Microsoft YaHei" w:hAnsi="Microsoft YaHei" w:eastAsia="Microsoft YaHei"/>
-                <w:sz w:val="19"/>
-              </w:rPr>
-              <w:t>✅ 是</w:t>
-            </w:r>
-          </w:p>
-        </w:tc>
-        <w:tc>
-          <w:tcPr>
-            <w:tcW w:type="dxa" w:w="2160"/>
-          </w:tcPr>
-          <w:p>
-            <w:pPr>
-              <w:jc w:val="left"/>
-            </w:pPr>
-            <w:r>
-              <w:rPr>
-                <w:rFonts w:ascii="Microsoft YaHei" w:hAnsi="Microsoft YaHei" w:eastAsia="Microsoft YaHei"/>
-                <w:sz w:val="19"/>
-              </w:rPr>
-              <w:t>30分钟</w:t>
-            </w:r>
-          </w:p>
-        </w:tc>
-        <w:tc>
-          <w:tcPr>
-            <w:tcW w:type="dxa" w:w="2160"/>
-          </w:tcPr>
-          <w:p>
-            <w:pPr>
-              <w:jc w:val="left"/>
-            </w:pPr>
-            <w:r>
-              <w:rPr>
-                <w:rFonts w:ascii="Microsoft YaHei" w:hAnsi="Microsoft YaHei" w:eastAsia="Microsoft YaHei"/>
-                <w:sz w:val="19"/>
-              </w:rPr>
-              <w:t>发现隐患</w:t>
-            </w:r>
-          </w:p>
-        </w:tc>
-      </w:tr>
-      <w:tr>
-        <w:tc>
-          <w:tcPr>
-            <w:tcW w:type="dxa" w:w="2160"/>
-          </w:tcPr>
-          <w:p>
-            <w:pPr>
-              <w:jc w:val="left"/>
-            </w:pPr>
-            <w:r>
-              <w:rPr>
-                <w:rFonts w:ascii="Microsoft YaHei" w:hAnsi="Microsoft YaHei" w:eastAsia="Microsoft YaHei"/>
-                <w:sz w:val="19"/>
-              </w:rPr>
-              <w:t>**发电车接入点查勘**</w:t>
-            </w:r>
-          </w:p>
-        </w:tc>
-        <w:tc>
-          <w:tcPr>
-            <w:tcW w:type="dxa" w:w="2160"/>
-          </w:tcPr>
-          <w:p>
-            <w:pPr>
-              <w:jc w:val="left"/>
-            </w:pPr>
-            <w:r>
-              <w:rPr>
-                <w:rFonts w:ascii="Microsoft YaHei" w:hAnsi="Microsoft YaHei" w:eastAsia="Microsoft YaHei"/>
-                <w:sz w:val="19"/>
-              </w:rPr>
-              <w:t>✅ 是</w:t>
-            </w:r>
-          </w:p>
-        </w:tc>
-        <w:tc>
-          <w:tcPr>
-            <w:tcW w:type="dxa" w:w="2160"/>
-          </w:tcPr>
-          <w:p>
-            <w:pPr>
-              <w:jc w:val="left"/>
-            </w:pPr>
-            <w:r>
-              <w:rPr>
-                <w:rFonts w:ascii="Microsoft YaHei" w:hAnsi="Microsoft YaHei" w:eastAsia="Microsoft YaHei"/>
-                <w:sz w:val="19"/>
-              </w:rPr>
-              <w:t>30分钟</w:t>
-            </w:r>
-          </w:p>
-        </w:tc>
-        <w:tc>
-          <w:tcPr>
-            <w:tcW w:type="dxa" w:w="2160"/>
-          </w:tcPr>
-          <w:p>
-            <w:pPr>
-              <w:jc w:val="left"/>
-            </w:pPr>
-            <w:r>
-              <w:rPr>
-                <w:rFonts w:ascii="Microsoft YaHei" w:hAnsi="Microsoft YaHei" w:eastAsia="Microsoft YaHei"/>
-                <w:sz w:val="19"/>
-              </w:rPr>
-              <w:t>应急保供知识库</w:t>
-            </w:r>
-          </w:p>
-        </w:tc>
-      </w:tr>
-    </w:tbl>
-    <w:p/>
     <w:p>
       <w:pPr>
         <w:pStyle w:val="Heading4"/>
-        <w:jc w:val="left"/>
       </w:pPr>
       <w:r>
         <w:rPr>
           <w:rFonts w:ascii="Microsoft YaHei" w:hAnsi="Microsoft YaHei" w:eastAsia="Microsoft YaHei"/>
           <w:b/>
-          <w:sz w:val="22"/>
+          <w:color w:val="2E5A4C"/>
+          <w:sz w:val="24"/>
         </w:rPr>
         <w:t>高优先级（一次可完成 + 价值高）</w:t>
       </w:r>
     </w:p>
-    <w:tbl>
-      <w:tblPr>
-        <w:tblStyle w:val="TableGrid"/>
-        <w:tblW w:type="auto" w:w="0"/>
-        <w:tblLook w:firstColumn="1" w:firstRow="1" w:lastColumn="0" w:lastRow="0" w:noHBand="0" w:noVBand="1" w:val="04A0"/>
-      </w:tblPr>
-      <w:tblGrid>
-        <w:gridCol w:w="2160"/>
-        <w:gridCol w:w="2160"/>
-        <w:gridCol w:w="2160"/>
-        <w:gridCol w:w="2160"/>
-      </w:tblGrid>
-      <w:tr>
-        <w:tc>
-          <w:tcPr>
-            <w:tcW w:type="dxa" w:w="2160"/>
-          </w:tcPr>
-          <w:p>
-            <w:pPr>
-              <w:jc w:val="center"/>
-            </w:pPr>
-            <w:r>
-              <w:rPr>
-                <w:rFonts w:ascii="Microsoft YaHei" w:hAnsi="Microsoft YaHei" w:eastAsia="Microsoft YaHei"/>
-                <w:b/>
-                <w:sz w:val="20"/>
-              </w:rPr>
-              <w:t>工作</w:t>
-            </w:r>
-          </w:p>
-        </w:tc>
-        <w:tc>
-          <w:tcPr>
-            <w:tcW w:type="dxa" w:w="2160"/>
-          </w:tcPr>
-          <w:p>
-            <w:pPr>
-              <w:jc w:val="center"/>
-            </w:pPr>
-            <w:r>
-              <w:rPr>
-                <w:rFonts w:ascii="Microsoft YaHei" w:hAnsi="Microsoft YaHei" w:eastAsia="Microsoft YaHei"/>
-                <w:b/>
-                <w:sz w:val="20"/>
-              </w:rPr>
-              <w:t>一次可完成</w:t>
-            </w:r>
-          </w:p>
-        </w:tc>
-        <w:tc>
-          <w:tcPr>
-            <w:tcW w:type="dxa" w:w="2160"/>
-          </w:tcPr>
-          <w:p>
-            <w:pPr>
-              <w:jc w:val="center"/>
-            </w:pPr>
-            <w:r>
-              <w:rPr>
-                <w:rFonts w:ascii="Microsoft YaHei" w:hAnsi="Microsoft YaHei" w:eastAsia="Microsoft YaHei"/>
-                <w:b/>
-                <w:sz w:val="20"/>
-              </w:rPr>
-              <w:t>所需时间</w:t>
-            </w:r>
-          </w:p>
-        </w:tc>
-        <w:tc>
-          <w:tcPr>
-            <w:tcW w:type="dxa" w:w="2160"/>
-          </w:tcPr>
-          <w:p>
-            <w:pPr>
-              <w:jc w:val="center"/>
-            </w:pPr>
-            <w:r>
-              <w:rPr>
-                <w:rFonts w:ascii="Microsoft YaHei" w:hAnsi="Microsoft YaHei" w:eastAsia="Microsoft YaHei"/>
-                <w:b/>
-                <w:sz w:val="20"/>
-              </w:rPr>
-              <w:t>核心价值</w:t>
-            </w:r>
-          </w:p>
-        </w:tc>
-      </w:tr>
-      <w:tr>
-        <w:tc>
-          <w:tcPr>
-            <w:tcW w:type="dxa" w:w="2160"/>
-          </w:tcPr>
-          <w:p>
-            <w:pPr>
-              <w:jc w:val="left"/>
-            </w:pPr>
-            <w:r>
-              <w:rPr>
-                <w:rFonts w:ascii="Microsoft YaHei" w:hAnsi="Microsoft YaHei" w:eastAsia="Microsoft YaHei"/>
-                <w:sz w:val="19"/>
-              </w:rPr>
-              <w:t>**表箱检查**</w:t>
-            </w:r>
-          </w:p>
-        </w:tc>
-        <w:tc>
-          <w:tcPr>
-            <w:tcW w:type="dxa" w:w="2160"/>
-          </w:tcPr>
-          <w:p>
-            <w:pPr>
-              <w:jc w:val="left"/>
-            </w:pPr>
-            <w:r>
-              <w:rPr>
-                <w:rFonts w:ascii="Microsoft YaHei" w:hAnsi="Microsoft YaHei" w:eastAsia="Microsoft YaHei"/>
-                <w:sz w:val="19"/>
-              </w:rPr>
-              <w:t>✅ 是</w:t>
-            </w:r>
-          </w:p>
-        </w:tc>
-        <w:tc>
-          <w:tcPr>
-            <w:tcW w:type="dxa" w:w="2160"/>
-          </w:tcPr>
-          <w:p>
-            <w:pPr>
-              <w:jc w:val="left"/>
-            </w:pPr>
-            <w:r>
-              <w:rPr>
-                <w:rFonts w:ascii="Microsoft YaHei" w:hAnsi="Microsoft YaHei" w:eastAsia="Microsoft YaHei"/>
-                <w:sz w:val="19"/>
-              </w:rPr>
-              <w:t>1小时</w:t>
-            </w:r>
-          </w:p>
-        </w:tc>
-        <w:tc>
-          <w:tcPr>
-            <w:tcW w:type="dxa" w:w="2160"/>
-          </w:tcPr>
-          <w:p>
-            <w:pPr>
-              <w:jc w:val="left"/>
-            </w:pPr>
-            <w:r>
-              <w:rPr>
-                <w:rFonts w:ascii="Microsoft YaHei" w:hAnsi="Microsoft YaHei" w:eastAsia="Microsoft YaHei"/>
-                <w:sz w:val="19"/>
-              </w:rPr>
-              <w:t>计量异常发现</w:t>
-            </w:r>
-          </w:p>
-        </w:tc>
-      </w:tr>
-      <w:tr>
-        <w:tc>
-          <w:tcPr>
-            <w:tcW w:type="dxa" w:w="2160"/>
-          </w:tcPr>
-          <w:p>
-            <w:pPr>
-              <w:jc w:val="left"/>
-            </w:pPr>
-            <w:r>
-              <w:rPr>
-                <w:rFonts w:ascii="Microsoft YaHei" w:hAnsi="Microsoft YaHei" w:eastAsia="Microsoft YaHei"/>
-                <w:sz w:val="19"/>
-              </w:rPr>
-              <w:t>**隐患发现上报**</w:t>
-            </w:r>
-          </w:p>
-        </w:tc>
-        <w:tc>
-          <w:tcPr>
-            <w:tcW w:type="dxa" w:w="2160"/>
-          </w:tcPr>
-          <w:p>
-            <w:pPr>
-              <w:jc w:val="left"/>
-            </w:pPr>
-            <w:r>
-              <w:rPr>
-                <w:rFonts w:ascii="Microsoft YaHei" w:hAnsi="Microsoft YaHei" w:eastAsia="Microsoft YaHei"/>
-                <w:sz w:val="19"/>
-              </w:rPr>
-              <w:t>✅ 是</w:t>
-            </w:r>
-          </w:p>
-        </w:tc>
-        <w:tc>
-          <w:tcPr>
-            <w:tcW w:type="dxa" w:w="2160"/>
-          </w:tcPr>
-          <w:p>
-            <w:pPr>
-              <w:jc w:val="left"/>
-            </w:pPr>
-            <w:r>
-              <w:rPr>
-                <w:rFonts w:ascii="Microsoft YaHei" w:hAnsi="Microsoft YaHei" w:eastAsia="Microsoft YaHei"/>
-                <w:sz w:val="19"/>
-              </w:rPr>
-              <w:t>视情况</w:t>
-            </w:r>
-          </w:p>
-        </w:tc>
-        <w:tc>
-          <w:tcPr>
-            <w:tcW w:type="dxa" w:w="2160"/>
-          </w:tcPr>
-          <w:p>
-            <w:pPr>
-              <w:jc w:val="left"/>
-            </w:pPr>
-            <w:r>
-              <w:rPr>
-                <w:rFonts w:ascii="Microsoft YaHei" w:hAnsi="Microsoft YaHei" w:eastAsia="Microsoft YaHei"/>
-                <w:sz w:val="19"/>
-              </w:rPr>
-              <w:t>安全管理</w:t>
-            </w:r>
-          </w:p>
-        </w:tc>
-      </w:tr>
-      <w:tr>
-        <w:tc>
-          <w:tcPr>
-            <w:tcW w:type="dxa" w:w="2160"/>
-          </w:tcPr>
-          <w:p>
-            <w:pPr>
-              <w:jc w:val="left"/>
-            </w:pPr>
-            <w:r>
-              <w:rPr>
-                <w:rFonts w:ascii="Microsoft YaHei" w:hAnsi="Microsoft YaHei" w:eastAsia="Microsoft YaHei"/>
-                <w:sz w:val="19"/>
-              </w:rPr>
-              <w:t>**需求收集**</w:t>
-            </w:r>
-          </w:p>
-        </w:tc>
-        <w:tc>
-          <w:tcPr>
-            <w:tcW w:type="dxa" w:w="2160"/>
-          </w:tcPr>
-          <w:p>
-            <w:pPr>
-              <w:jc w:val="left"/>
-            </w:pPr>
-            <w:r>
-              <w:rPr>
-                <w:rFonts w:ascii="Microsoft YaHei" w:hAnsi="Microsoft YaHei" w:eastAsia="Microsoft YaHei"/>
-                <w:sz w:val="19"/>
-              </w:rPr>
-              <w:t>✅ 是</w:t>
-            </w:r>
-          </w:p>
-        </w:tc>
-        <w:tc>
-          <w:tcPr>
-            <w:tcW w:type="dxa" w:w="2160"/>
-          </w:tcPr>
-          <w:p>
-            <w:pPr>
-              <w:jc w:val="left"/>
-            </w:pPr>
-            <w:r>
-              <w:rPr>
-                <w:rFonts w:ascii="Microsoft YaHei" w:hAnsi="Microsoft YaHei" w:eastAsia="Microsoft YaHei"/>
-                <w:sz w:val="19"/>
-              </w:rPr>
-              <w:t>30分钟</w:t>
-            </w:r>
-          </w:p>
-        </w:tc>
-        <w:tc>
-          <w:tcPr>
-            <w:tcW w:type="dxa" w:w="2160"/>
-          </w:tcPr>
-          <w:p>
-            <w:pPr>
-              <w:jc w:val="left"/>
-            </w:pPr>
-            <w:r>
-              <w:rPr>
-                <w:rFonts w:ascii="Microsoft YaHei" w:hAnsi="Microsoft YaHei" w:eastAsia="Microsoft YaHei"/>
-                <w:sz w:val="19"/>
-              </w:rPr>
-              <w:t>业务拓展</w:t>
-            </w:r>
-          </w:p>
-        </w:tc>
-      </w:tr>
-      <w:tr>
-        <w:tc>
-          <w:tcPr>
-            <w:tcW w:type="dxa" w:w="2160"/>
-          </w:tcPr>
-          <w:p>
-            <w:pPr>
-              <w:jc w:val="left"/>
-            </w:pPr>
-            <w:r>
-              <w:rPr>
-                <w:rFonts w:ascii="Microsoft YaHei" w:hAnsi="Microsoft YaHei" w:eastAsia="Microsoft YaHei"/>
-                <w:sz w:val="19"/>
-              </w:rPr>
-              <w:t>**物业对接**</w:t>
-            </w:r>
-          </w:p>
-        </w:tc>
-        <w:tc>
-          <w:tcPr>
-            <w:tcW w:type="dxa" w:w="2160"/>
-          </w:tcPr>
-          <w:p>
-            <w:pPr>
-              <w:jc w:val="left"/>
-            </w:pPr>
-            <w:r>
-              <w:rPr>
-                <w:rFonts w:ascii="Microsoft YaHei" w:hAnsi="Microsoft YaHei" w:eastAsia="Microsoft YaHei"/>
-                <w:sz w:val="19"/>
-              </w:rPr>
-              <w:t>✅ 是</w:t>
-            </w:r>
-          </w:p>
-        </w:tc>
-        <w:tc>
-          <w:tcPr>
-            <w:tcW w:type="dxa" w:w="2160"/>
-          </w:tcPr>
-          <w:p>
-            <w:pPr>
-              <w:jc w:val="left"/>
-            </w:pPr>
-            <w:r>
-              <w:rPr>
-                <w:rFonts w:ascii="Microsoft YaHei" w:hAnsi="Microsoft YaHei" w:eastAsia="Microsoft YaHei"/>
-                <w:sz w:val="19"/>
-              </w:rPr>
-              <w:t>30分钟</w:t>
-            </w:r>
-          </w:p>
-        </w:tc>
-        <w:tc>
-          <w:tcPr>
-            <w:tcW w:type="dxa" w:w="2160"/>
-          </w:tcPr>
-          <w:p>
-            <w:pPr>
-              <w:jc w:val="left"/>
-            </w:pPr>
-            <w:r>
-              <w:rPr>
-                <w:rFonts w:ascii="Microsoft YaHei" w:hAnsi="Microsoft YaHei" w:eastAsia="Microsoft YaHei"/>
-                <w:sz w:val="19"/>
-              </w:rPr>
-              <w:t>协同基础</w:t>
-            </w:r>
-          </w:p>
-        </w:tc>
-      </w:tr>
-      <w:tr>
-        <w:tc>
-          <w:tcPr>
-            <w:tcW w:type="dxa" w:w="2160"/>
-          </w:tcPr>
-          <w:p>
-            <w:pPr>
-              <w:jc w:val="left"/>
-            </w:pPr>
-            <w:r>
-              <w:rPr>
-                <w:rFonts w:ascii="Microsoft YaHei" w:hAnsi="Microsoft YaHei" w:eastAsia="Microsoft YaHei"/>
-                <w:sz w:val="19"/>
-              </w:rPr>
-              <w:t>**宣传推广**</w:t>
-            </w:r>
-          </w:p>
-        </w:tc>
-        <w:tc>
-          <w:tcPr>
-            <w:tcW w:type="dxa" w:w="2160"/>
-          </w:tcPr>
-          <w:p>
-            <w:pPr>
-              <w:jc w:val="left"/>
-            </w:pPr>
-            <w:r>
-              <w:rPr>
-                <w:rFonts w:ascii="Microsoft YaHei" w:hAnsi="Microsoft YaHei" w:eastAsia="Microsoft YaHei"/>
-                <w:sz w:val="19"/>
-              </w:rPr>
-              <w:t>✅ 是</w:t>
-            </w:r>
-          </w:p>
-        </w:tc>
-        <w:tc>
-          <w:tcPr>
-            <w:tcW w:type="dxa" w:w="2160"/>
-          </w:tcPr>
-          <w:p>
-            <w:pPr>
-              <w:jc w:val="left"/>
-            </w:pPr>
-            <w:r>
-              <w:rPr>
-                <w:rFonts w:ascii="Microsoft YaHei" w:hAnsi="Microsoft YaHei" w:eastAsia="Microsoft YaHei"/>
-                <w:sz w:val="19"/>
-              </w:rPr>
-              <w:t>30分钟</w:t>
-            </w:r>
-          </w:p>
-        </w:tc>
-        <w:tc>
-          <w:tcPr>
-            <w:tcW w:type="dxa" w:w="2160"/>
-          </w:tcPr>
-          <w:p>
-            <w:pPr>
-              <w:jc w:val="left"/>
-            </w:pPr>
-            <w:r>
-              <w:rPr>
-                <w:rFonts w:ascii="Microsoft YaHei" w:hAnsi="Microsoft YaHei" w:eastAsia="Microsoft YaHei"/>
-                <w:sz w:val="19"/>
-              </w:rPr>
-              <w:t>服务知晓度</w:t>
-            </w:r>
-          </w:p>
-        </w:tc>
-      </w:tr>
-    </w:tbl>
-    <w:p/>
     <w:p>
       <w:pPr>
         <w:pStyle w:val="Heading4"/>
-        <w:jc w:val="left"/>
       </w:pPr>
       <w:r>
         <w:rPr>
           <w:rFonts w:ascii="Microsoft YaHei" w:hAnsi="Microsoft YaHei" w:eastAsia="Microsoft YaHei"/>
           <w:b/>
-          <w:sz w:val="22"/>
+          <w:color w:val="2E5A4C"/>
+          <w:sz w:val="24"/>
         </w:rPr>
         <w:t>中优先级（一次可完成 + 价值中等）</w:t>
       </w:r>
     </w:p>
-    <w:tbl>
-      <w:tblPr>
-        <w:tblStyle w:val="TableGrid"/>
-        <w:tblW w:type="auto" w:w="0"/>
-        <w:tblLook w:firstColumn="1" w:firstRow="1" w:lastColumn="0" w:lastRow="0" w:noHBand="0" w:noVBand="1" w:val="04A0"/>
-      </w:tblPr>
-      <w:tblGrid>
-        <w:gridCol w:w="2160"/>
-        <w:gridCol w:w="2160"/>
-        <w:gridCol w:w="2160"/>
-        <w:gridCol w:w="2160"/>
-      </w:tblGrid>
-      <w:tr>
-        <w:tc>
-          <w:tcPr>
-            <w:tcW w:type="dxa" w:w="2160"/>
-          </w:tcPr>
-          <w:p>
-            <w:pPr>
-              <w:jc w:val="center"/>
-            </w:pPr>
-            <w:r>
-              <w:rPr>
-                <w:rFonts w:ascii="Microsoft YaHei" w:hAnsi="Microsoft YaHei" w:eastAsia="Microsoft YaHei"/>
-                <w:b/>
-                <w:sz w:val="20"/>
-              </w:rPr>
-              <w:t>工作</w:t>
-            </w:r>
-          </w:p>
-        </w:tc>
-        <w:tc>
-          <w:tcPr>
-            <w:tcW w:type="dxa" w:w="2160"/>
-          </w:tcPr>
-          <w:p>
-            <w:pPr>
-              <w:jc w:val="center"/>
-            </w:pPr>
-            <w:r>
-              <w:rPr>
-                <w:rFonts w:ascii="Microsoft YaHei" w:hAnsi="Microsoft YaHei" w:eastAsia="Microsoft YaHei"/>
-                <w:b/>
-                <w:sz w:val="20"/>
-              </w:rPr>
-              <w:t>一次可完成</w:t>
-            </w:r>
-          </w:p>
-        </w:tc>
-        <w:tc>
-          <w:tcPr>
-            <w:tcW w:type="dxa" w:w="2160"/>
-          </w:tcPr>
-          <w:p>
-            <w:pPr>
-              <w:jc w:val="center"/>
-            </w:pPr>
-            <w:r>
-              <w:rPr>
-                <w:rFonts w:ascii="Microsoft YaHei" w:hAnsi="Microsoft YaHei" w:eastAsia="Microsoft YaHei"/>
-                <w:b/>
-                <w:sz w:val="20"/>
-              </w:rPr>
-              <w:t>所需时间</w:t>
-            </w:r>
-          </w:p>
-        </w:tc>
-        <w:tc>
-          <w:tcPr>
-            <w:tcW w:type="dxa" w:w="2160"/>
-          </w:tcPr>
-          <w:p>
-            <w:pPr>
-              <w:jc w:val="center"/>
-            </w:pPr>
-            <w:r>
-              <w:rPr>
-                <w:rFonts w:ascii="Microsoft YaHei" w:hAnsi="Microsoft YaHei" w:eastAsia="Microsoft YaHei"/>
-                <w:b/>
-                <w:sz w:val="20"/>
-              </w:rPr>
-              <w:t>核心价值</w:t>
-            </w:r>
-          </w:p>
-        </w:tc>
-      </w:tr>
-      <w:tr>
-        <w:tc>
-          <w:tcPr>
-            <w:tcW w:type="dxa" w:w="2160"/>
-          </w:tcPr>
-          <w:p>
-            <w:pPr>
-              <w:jc w:val="left"/>
-            </w:pPr>
-            <w:r>
-              <w:rPr>
-                <w:rFonts w:ascii="Microsoft YaHei" w:hAnsi="Microsoft YaHei" w:eastAsia="Microsoft YaHei"/>
-                <w:sz w:val="19"/>
-              </w:rPr>
-              <w:t>**接线图绘制/更新**</w:t>
-            </w:r>
-          </w:p>
-        </w:tc>
-        <w:tc>
-          <w:tcPr>
-            <w:tcW w:type="dxa" w:w="2160"/>
-          </w:tcPr>
-          <w:p>
-            <w:pPr>
-              <w:jc w:val="left"/>
-            </w:pPr>
-            <w:r>
-              <w:rPr>
-                <w:rFonts w:ascii="Microsoft YaHei" w:hAnsi="Microsoft YaHei" w:eastAsia="Microsoft YaHei"/>
-                <w:sz w:val="19"/>
-              </w:rPr>
-              <w:t>⚠️ 可能需要多次</w:t>
-            </w:r>
-          </w:p>
-        </w:tc>
-        <w:tc>
-          <w:tcPr>
-            <w:tcW w:type="dxa" w:w="2160"/>
-          </w:tcPr>
-          <w:p>
-            <w:pPr>
-              <w:jc w:val="left"/>
-            </w:pPr>
-            <w:r>
-              <w:rPr>
-                <w:rFonts w:ascii="Microsoft YaHei" w:hAnsi="Microsoft YaHei" w:eastAsia="Microsoft YaHei"/>
-                <w:sz w:val="19"/>
-              </w:rPr>
-              <w:t>1-2小时</w:t>
-            </w:r>
-          </w:p>
-        </w:tc>
-        <w:tc>
-          <w:tcPr>
-            <w:tcW w:type="dxa" w:w="2160"/>
-          </w:tcPr>
-          <w:p>
-            <w:pPr>
-              <w:jc w:val="left"/>
-            </w:pPr>
-            <w:r>
-              <w:rPr>
-                <w:rFonts w:ascii="Microsoft YaHei" w:hAnsi="Microsoft YaHei" w:eastAsia="Microsoft YaHei"/>
-                <w:sz w:val="19"/>
-              </w:rPr>
-              <w:t>知识库建设</w:t>
-            </w:r>
-          </w:p>
-        </w:tc>
-      </w:tr>
-      <w:tr>
-        <w:tc>
-          <w:tcPr>
-            <w:tcW w:type="dxa" w:w="2160"/>
-          </w:tcPr>
-          <w:p>
-            <w:pPr>
-              <w:jc w:val="left"/>
-            </w:pPr>
-            <w:r>
-              <w:rPr>
-                <w:rFonts w:ascii="Microsoft YaHei" w:hAnsi="Microsoft YaHei" w:eastAsia="Microsoft YaHei"/>
-                <w:sz w:val="19"/>
-              </w:rPr>
-              <w:t>**客户信息更新**</w:t>
-            </w:r>
-          </w:p>
-        </w:tc>
-        <w:tc>
-          <w:tcPr>
-            <w:tcW w:type="dxa" w:w="2160"/>
-          </w:tcPr>
-          <w:p>
-            <w:pPr>
-              <w:jc w:val="left"/>
-            </w:pPr>
-            <w:r>
-              <w:rPr>
-                <w:rFonts w:ascii="Microsoft YaHei" w:hAnsi="Microsoft YaHei" w:eastAsia="Microsoft YaHei"/>
-                <w:sz w:val="19"/>
-              </w:rPr>
-              <w:t>✅ 是</w:t>
-            </w:r>
-          </w:p>
-        </w:tc>
-        <w:tc>
-          <w:tcPr>
-            <w:tcW w:type="dxa" w:w="2160"/>
-          </w:tcPr>
-          <w:p>
-            <w:pPr>
-              <w:jc w:val="left"/>
-            </w:pPr>
-            <w:r>
-              <w:rPr>
-                <w:rFonts w:ascii="Microsoft YaHei" w:hAnsi="Microsoft YaHei" w:eastAsia="Microsoft YaHei"/>
-                <w:sz w:val="19"/>
-              </w:rPr>
-              <w:t>30分钟</w:t>
-            </w:r>
-          </w:p>
-        </w:tc>
-        <w:tc>
-          <w:tcPr>
-            <w:tcW w:type="dxa" w:w="2160"/>
-          </w:tcPr>
-          <w:p>
-            <w:pPr>
-              <w:jc w:val="left"/>
-            </w:pPr>
-            <w:r>
-              <w:rPr>
-                <w:rFonts w:ascii="Microsoft YaHei" w:hAnsi="Microsoft YaHei" w:eastAsia="Microsoft YaHei"/>
-                <w:sz w:val="19"/>
-              </w:rPr>
-              <w:t>档案完善</w:t>
-            </w:r>
-          </w:p>
-        </w:tc>
-      </w:tr>
-      <w:tr>
-        <w:tc>
-          <w:tcPr>
-            <w:tcW w:type="dxa" w:w="2160"/>
-          </w:tcPr>
-          <w:p>
-            <w:pPr>
-              <w:jc w:val="left"/>
-            </w:pPr>
-            <w:r>
-              <w:rPr>
-                <w:rFonts w:ascii="Microsoft YaHei" w:hAnsi="Microsoft YaHei" w:eastAsia="Microsoft YaHei"/>
-                <w:sz w:val="19"/>
-              </w:rPr>
-              <w:t>**社区对接**</w:t>
-            </w:r>
-          </w:p>
-        </w:tc>
-        <w:tc>
-          <w:tcPr>
-            <w:tcW w:type="dxa" w:w="2160"/>
-          </w:tcPr>
-          <w:p>
-            <w:pPr>
-              <w:jc w:val="left"/>
-            </w:pPr>
-            <w:r>
-              <w:rPr>
-                <w:rFonts w:ascii="Microsoft YaHei" w:hAnsi="Microsoft YaHei" w:eastAsia="Microsoft YaHei"/>
-                <w:sz w:val="19"/>
-              </w:rPr>
-              <w:t>✅ 是</w:t>
-            </w:r>
-          </w:p>
-        </w:tc>
-        <w:tc>
-          <w:tcPr>
-            <w:tcW w:type="dxa" w:w="2160"/>
-          </w:tcPr>
-          <w:p>
-            <w:pPr>
-              <w:jc w:val="left"/>
-            </w:pPr>
-            <w:r>
-              <w:rPr>
-                <w:rFonts w:ascii="Microsoft YaHei" w:hAnsi="Microsoft YaHei" w:eastAsia="Microsoft YaHei"/>
-                <w:sz w:val="19"/>
-              </w:rPr>
-              <w:t>30分钟</w:t>
-            </w:r>
-          </w:p>
-        </w:tc>
-        <w:tc>
-          <w:tcPr>
-            <w:tcW w:type="dxa" w:w="2160"/>
-          </w:tcPr>
-          <w:p>
-            <w:pPr>
-              <w:jc w:val="left"/>
-            </w:pPr>
-            <w:r>
-              <w:rPr>
-                <w:rFonts w:ascii="Microsoft YaHei" w:hAnsi="Microsoft YaHei" w:eastAsia="Microsoft YaHei"/>
-                <w:sz w:val="19"/>
-              </w:rPr>
-              <w:t>协同基础</w:t>
-            </w:r>
-          </w:p>
-        </w:tc>
-      </w:tr>
-    </w:tbl>
-    <w:p/>
     <w:p>
       <w:pPr>
         <w:pStyle w:val="Heading4"/>
-        <w:jc w:val="left"/>
       </w:pPr>
       <w:r>
         <w:rPr>
           <w:rFonts w:ascii="Microsoft YaHei" w:hAnsi="Microsoft YaHei" w:eastAsia="Microsoft YaHei"/>
           <w:b/>
-          <w:sz w:val="22"/>
+          <w:color w:val="2E5A4C"/>
+          <w:sz w:val="24"/>
         </w:rPr>
         <w:t>低优先级（需要多次或价值较低）</w:t>
       </w:r>
     </w:p>
-    <w:tbl>
-      <w:tblPr>
-        <w:tblStyle w:val="TableGrid"/>
-        <w:tblW w:type="auto" w:w="0"/>
-        <w:tblLook w:firstColumn="1" w:firstRow="1" w:lastColumn="0" w:lastRow="0" w:noHBand="0" w:noVBand="1" w:val="04A0"/>
-      </w:tblPr>
-      <w:tblGrid>
-        <w:gridCol w:w="4320"/>
-        <w:gridCol w:w="4320"/>
-      </w:tblGrid>
-      <w:tr>
-        <w:tc>
-          <w:tcPr>
-            <w:tcW w:type="dxa" w:w="4320"/>
-          </w:tcPr>
-          <w:p>
-            <w:pPr>
-              <w:jc w:val="center"/>
-            </w:pPr>
-            <w:r>
-              <w:rPr>
-                <w:rFonts w:ascii="Microsoft YaHei" w:hAnsi="Microsoft YaHei" w:eastAsia="Microsoft YaHei"/>
-                <w:b/>
-                <w:sz w:val="20"/>
-              </w:rPr>
-              <w:t>工作</w:t>
-            </w:r>
-          </w:p>
-        </w:tc>
-        <w:tc>
-          <w:tcPr>
-            <w:tcW w:type="dxa" w:w="4320"/>
-          </w:tcPr>
-          <w:p>
-            <w:pPr>
-              <w:jc w:val="center"/>
-            </w:pPr>
-            <w:r>
-              <w:rPr>
-                <w:rFonts w:ascii="Microsoft YaHei" w:hAnsi="Microsoft YaHei" w:eastAsia="Microsoft YaHei"/>
-                <w:b/>
-                <w:sz w:val="20"/>
-              </w:rPr>
-              <w:t>原因</w:t>
-            </w:r>
-          </w:p>
-        </w:tc>
-      </w:tr>
-      <w:tr>
-        <w:tc>
-          <w:tcPr>
-            <w:tcW w:type="dxa" w:w="4320"/>
-          </w:tcPr>
-          <w:p>
-            <w:pPr>
-              <w:jc w:val="left"/>
-            </w:pPr>
-            <w:r>
-              <w:rPr>
-                <w:rFonts w:ascii="Microsoft YaHei" w:hAnsi="Microsoft YaHei" w:eastAsia="Microsoft YaHei"/>
-                <w:sz w:val="19"/>
-              </w:rPr>
-              <w:t>**长期客户关系维护**</w:t>
-            </w:r>
-          </w:p>
-        </w:tc>
-        <w:tc>
-          <w:tcPr>
-            <w:tcW w:type="dxa" w:w="4320"/>
-          </w:tcPr>
-          <w:p>
-            <w:pPr>
-              <w:jc w:val="left"/>
-            </w:pPr>
-            <w:r>
-              <w:rPr>
-                <w:rFonts w:ascii="Microsoft YaHei" w:hAnsi="Microsoft YaHei" w:eastAsia="Microsoft YaHei"/>
-                <w:sz w:val="19"/>
-              </w:rPr>
-              <w:t>需要多次，不现实</w:t>
-            </w:r>
-          </w:p>
-        </w:tc>
-      </w:tr>
-      <w:tr>
-        <w:tc>
-          <w:tcPr>
-            <w:tcW w:type="dxa" w:w="4320"/>
-          </w:tcPr>
-          <w:p>
-            <w:pPr>
-              <w:jc w:val="left"/>
-            </w:pPr>
-            <w:r>
-              <w:rPr>
-                <w:rFonts w:ascii="Microsoft YaHei" w:hAnsi="Microsoft YaHei" w:eastAsia="Microsoft YaHei"/>
-                <w:sz w:val="19"/>
-              </w:rPr>
-              <w:t>**深度服务跟踪**</w:t>
-            </w:r>
-          </w:p>
-        </w:tc>
-        <w:tc>
-          <w:tcPr>
-            <w:tcW w:type="dxa" w:w="4320"/>
-          </w:tcPr>
-          <w:p>
-            <w:pPr>
-              <w:jc w:val="left"/>
-            </w:pPr>
-            <w:r>
-              <w:rPr>
-                <w:rFonts w:ascii="Microsoft YaHei" w:hAnsi="Microsoft YaHei" w:eastAsia="Microsoft YaHei"/>
-                <w:sz w:val="19"/>
-              </w:rPr>
-              <w:t>需要多次，不现实</w:t>
-            </w:r>
-          </w:p>
-        </w:tc>
-      </w:tr>
-      <w:tr>
-        <w:tc>
-          <w:tcPr>
-            <w:tcW w:type="dxa" w:w="4320"/>
-          </w:tcPr>
-          <w:p>
-            <w:pPr>
-              <w:jc w:val="left"/>
-            </w:pPr>
-            <w:r>
-              <w:rPr>
-                <w:rFonts w:ascii="Microsoft YaHei" w:hAnsi="Microsoft YaHei" w:eastAsia="Microsoft YaHei"/>
-                <w:sz w:val="19"/>
-              </w:rPr>
-              <w:t>**复杂设备检修**</w:t>
-            </w:r>
-          </w:p>
-        </w:tc>
-        <w:tc>
-          <w:tcPr>
-            <w:tcW w:type="dxa" w:w="4320"/>
-          </w:tcPr>
-          <w:p>
-            <w:pPr>
-              <w:jc w:val="left"/>
-            </w:pPr>
-            <w:r>
-              <w:rPr>
-                <w:rFonts w:ascii="Microsoft YaHei" w:hAnsi="Microsoft YaHei" w:eastAsia="Microsoft YaHei"/>
-                <w:sz w:val="19"/>
-              </w:rPr>
-              <w:t>专业性太强</w:t>
-            </w:r>
-          </w:p>
-        </w:tc>
-      </w:tr>
-      <w:tr>
-        <w:tc>
-          <w:tcPr>
-            <w:tcW w:type="dxa" w:w="4320"/>
-          </w:tcPr>
-          <w:p>
-            <w:pPr>
-              <w:jc w:val="left"/>
-            </w:pPr>
-            <w:r>
-              <w:rPr>
-                <w:rFonts w:ascii="Microsoft YaHei" w:hAnsi="Microsoft YaHei" w:eastAsia="Microsoft YaHei"/>
-                <w:sz w:val="19"/>
-              </w:rPr>
-              <w:t>**专业安全检查**</w:t>
-            </w:r>
-          </w:p>
-        </w:tc>
-        <w:tc>
-          <w:tcPr>
-            <w:tcW w:type="dxa" w:w="4320"/>
-          </w:tcPr>
-          <w:p>
-            <w:pPr>
-              <w:jc w:val="left"/>
-            </w:pPr>
-            <w:r>
-              <w:rPr>
-                <w:rFonts w:ascii="Microsoft YaHei" w:hAnsi="Microsoft YaHei" w:eastAsia="Microsoft YaHei"/>
-                <w:sz w:val="19"/>
-              </w:rPr>
-              <w:t>专业性太强</w:t>
-            </w:r>
-          </w:p>
-        </w:tc>
-      </w:tr>
-    </w:tbl>
-    <w:p/>
     <w:p>
       <w:pPr>
         <w:pStyle w:val="Heading2"/>
-        <w:jc w:val="left"/>
+      </w:pPr>
+      <w:r>
+        <w:rPr>
+          <w:rFonts w:ascii="Microsoft YaHei" w:hAnsi="Microsoft YaHei" w:eastAsia="Microsoft YaHei"/>
+          <w:b/>
+          <w:color w:val="1B365D"/>
+          <w:sz w:val="28"/>
+        </w:rPr>
+        <w:t>三、工作流程设计</w:t>
+      </w:r>
+    </w:p>
+    <w:p>
+      <w:pPr>
+        <w:pStyle w:val="Heading3"/>
+      </w:pPr>
+      <w:r>
+        <w:rPr>
+          <w:rFonts w:ascii="Microsoft YaHei" w:hAnsi="Microsoft YaHei" w:eastAsia="Microsoft YaHei"/>
+          <w:b/>
+          <w:color w:val="2E5A4C"/>
+          <w:sz w:val="24"/>
+        </w:rPr>
+        <w:t>3.1 驻点前准备（出发前）</w:t>
+      </w:r>
+    </w:p>
+    <w:p>
+      <w:pPr>
+        <w:pStyle w:val="Heading3"/>
+      </w:pPr>
+      <w:r>
+        <w:rPr>
+          <w:rFonts w:ascii="Microsoft YaHei" w:hAnsi="Microsoft YaHei" w:eastAsia="Microsoft YaHei"/>
+          <w:b/>
+          <w:color w:val="2E5A4C"/>
+          <w:sz w:val="24"/>
+        </w:rPr>
+        <w:t>3.2 驻点中执行（半天到一天）</w:t>
+      </w:r>
+    </w:p>
+    <w:p>
+      <w:pPr>
+        <w:pStyle w:val="Heading3"/>
+      </w:pPr>
+      <w:r>
+        <w:rPr>
+          <w:rFonts w:ascii="Microsoft YaHei" w:hAnsi="Microsoft YaHei" w:eastAsia="Microsoft YaHei"/>
+          <w:b/>
+          <w:color w:val="2E5A4C"/>
+          <w:sz w:val="24"/>
+        </w:rPr>
+        <w:t>3.3 驻点后跟进</w:t>
+      </w:r>
+    </w:p>
+    <w:p>
+      <w:pPr>
+        <w:pStyle w:val="Heading2"/>
       </w:pPr>
       <w:r>
         <w:rPr>
@@ -1914,7 +317,6 @@
     <w:p>
       <w:pPr>
         <w:pStyle w:val="Heading3"/>
-        <w:jc w:val="left"/>
       </w:pPr>
       <w:r>
         <w:rPr>
@@ -1928,14 +330,82 @@
     </w:p>
     <w:p>
       <w:pPr>
-        <w:spacing w:before="120" w:after="120"/>
-        <w:ind w:left="432"/>
+        <w:pStyle w:val="Heading3"/>
+      </w:pPr>
+      <w:r>
+        <w:rPr>
+          <w:rFonts w:ascii="Microsoft YaHei" w:hAnsi="Microsoft YaHei" w:eastAsia="Microsoft YaHei"/>
+          <w:b/>
+          <w:color w:val="2E5A4C"/>
+          <w:sz w:val="24"/>
+        </w:rPr>
+        <w:t>4.2 清单与工作的对应</w:t>
+      </w:r>
+    </w:p>
+    <w:p>
+      <w:pPr>
+        <w:pStyle w:val="Heading2"/>
+      </w:pPr>
+      <w:r>
+        <w:rPr>
+          <w:rFonts w:ascii="Microsoft YaHei" w:hAnsi="Microsoft YaHei" w:eastAsia="Microsoft YaHei"/>
+          <w:b/>
+          <w:color w:val="1B365D"/>
+          <w:sz w:val="28"/>
+        </w:rPr>
+        <w:t>五、数字化工具调整</w:t>
+      </w:r>
+    </w:p>
+    <w:p>
+      <w:pPr>
+        <w:pStyle w:val="Heading3"/>
+      </w:pPr>
+      <w:r>
+        <w:rPr>
+          <w:rFonts w:ascii="Microsoft YaHei" w:hAnsi="Microsoft YaHei" w:eastAsia="Microsoft YaHei"/>
+          <w:b/>
+          <w:color w:val="2E5A4C"/>
+          <w:sz w:val="24"/>
+        </w:rPr>
+        <w:t>5.1 核心需求</w:t>
+      </w:r>
+    </w:p>
+    <w:p>
+      <w:pPr>
+        <w:pStyle w:val="Heading3"/>
+      </w:pPr>
+      <w:r>
+        <w:rPr>
+          <w:rFonts w:ascii="Microsoft YaHei" w:hAnsi="Microsoft YaHei" w:eastAsia="Microsoft YaHei"/>
+          <w:b/>
+          <w:color w:val="2E5A4C"/>
+          <w:sz w:val="24"/>
+        </w:rPr>
+        <w:t>5.2 工具方案</w:t>
+      </w:r>
+    </w:p>
+    <w:p>
+      <w:pPr>
+        <w:pStyle w:val="Heading3"/>
+      </w:pPr>
+      <w:r>
+        <w:rPr>
+          <w:rFonts w:ascii="Microsoft YaHei" w:hAnsi="Microsoft YaHei" w:eastAsia="Microsoft YaHei"/>
+          <w:b/>
+          <w:color w:val="2E5A4C"/>
+          <w:sz w:val="24"/>
+        </w:rPr>
+        <w:t>5.3 WPS多维表优化设计</w:t>
+      </w:r>
+    </w:p>
+    <w:p>
+      <w:pPr>
         <w:jc w:val="center"/>
       </w:pPr>
       <w:r>
         <w:drawing>
           <wp:inline xmlns:a="http://schemas.openxmlformats.org/drawingml/2006/main" xmlns:pic="http://schemas.openxmlformats.org/drawingml/2006/picture">
-            <wp:extent cx="5029200" cy="1068705"/>
+            <wp:extent cx="5029200" cy="14836140"/>
             <wp:docPr id="1" name="Picture 1"/>
             <wp:cNvGraphicFramePr>
               <a:graphicFrameLocks noChangeAspect="1"/>
@@ -1944,7 +414,7 @@
               <a:graphicData uri="http://schemas.openxmlformats.org/drawingml/2006/picture">
                 <pic:pic>
                   <pic:nvPicPr>
-                    <pic:cNvPr id="0" name="10-移动服务模式研究_131.png"/>
+                    <pic:cNvPr id="0" name="ascii_img_010.png"/>
                     <pic:cNvPicPr/>
                   </pic:nvPicPr>
                   <pic:blipFill>
@@ -1956,7 +426,7 @@
                   <pic:spPr>
                     <a:xfrm>
                       <a:off x="0" y="0"/>
-                      <a:ext cx="5029200" cy="1068705"/>
+                      <a:ext cx="5029200" cy="14836140"/>
                     </a:xfrm>
                     <a:prstGeom prst="rect"/>
                   </pic:spPr>
@@ -1969,304 +439,7 @@
     </w:p>
     <w:p>
       <w:pPr>
-        <w:pStyle w:val="Heading3"/>
-        <w:jc w:val="left"/>
-      </w:pPr>
-      <w:r>
-        <w:rPr>
-          <w:rFonts w:ascii="Microsoft YaHei" w:hAnsi="Microsoft YaHei" w:eastAsia="Microsoft YaHei"/>
-          <w:b/>
-          <w:color w:val="2E5A4C"/>
-          <w:sz w:val="24"/>
-        </w:rPr>
-        <w:t>4.2 清单与工作的对应</w:t>
-      </w:r>
-    </w:p>
-    <w:tbl>
-      <w:tblPr>
-        <w:tblStyle w:val="TableGrid"/>
-        <w:tblW w:type="auto" w:w="0"/>
-        <w:tblLook w:firstColumn="1" w:firstRow="1" w:lastColumn="0" w:lastRow="0" w:noHBand="0" w:noVBand="1" w:val="04A0"/>
-      </w:tblPr>
-      <w:tblGrid>
-        <w:gridCol w:w="2880"/>
-        <w:gridCol w:w="2880"/>
-        <w:gridCol w:w="2880"/>
-      </w:tblGrid>
-      <w:tr>
-        <w:tc>
-          <w:tcPr>
-            <w:tcW w:type="dxa" w:w="2880"/>
-          </w:tcPr>
-          <w:p>
-            <w:pPr>
-              <w:jc w:val="center"/>
-            </w:pPr>
-            <w:r>
-              <w:rPr>
-                <w:rFonts w:ascii="Microsoft YaHei" w:hAnsi="Microsoft YaHei" w:eastAsia="Microsoft YaHei"/>
-                <w:b/>
-                <w:sz w:val="20"/>
-              </w:rPr>
-              <w:t>清单类型</w:t>
-            </w:r>
-          </w:p>
-        </w:tc>
-        <w:tc>
-          <w:tcPr>
-            <w:tcW w:type="dxa" w:w="2880"/>
-          </w:tcPr>
-          <w:p>
-            <w:pPr>
-              <w:jc w:val="center"/>
-            </w:pPr>
-            <w:r>
-              <w:rPr>
-                <w:rFonts w:ascii="Microsoft YaHei" w:hAnsi="Microsoft YaHei" w:eastAsia="Microsoft YaHei"/>
-                <w:b/>
-                <w:sz w:val="20"/>
-              </w:rPr>
-              <w:t>指导的工作</w:t>
-            </w:r>
-          </w:p>
-        </w:tc>
-        <w:tc>
-          <w:tcPr>
-            <w:tcW w:type="dxa" w:w="2880"/>
-          </w:tcPr>
-          <w:p>
-            <w:pPr>
-              <w:jc w:val="center"/>
-            </w:pPr>
-            <w:r>
-              <w:rPr>
-                <w:rFonts w:ascii="Microsoft YaHei" w:hAnsi="Microsoft YaHei" w:eastAsia="Microsoft YaHei"/>
-                <w:b/>
-                <w:sz w:val="20"/>
-              </w:rPr>
-              <w:t>使用时机</w:t>
-            </w:r>
-          </w:p>
-        </w:tc>
-      </w:tr>
-      <w:tr>
-        <w:tc>
-          <w:tcPr>
-            <w:tcW w:type="dxa" w:w="2880"/>
-          </w:tcPr>
-          <w:p>
-            <w:pPr>
-              <w:jc w:val="left"/>
-            </w:pPr>
-            <w:r>
-              <w:rPr>
-                <w:rFonts w:ascii="Microsoft YaHei" w:hAnsi="Microsoft YaHei" w:eastAsia="Microsoft YaHei"/>
-                <w:sz w:val="19"/>
-              </w:rPr>
-              <w:t>频繁停电清单</w:t>
-            </w:r>
-          </w:p>
-        </w:tc>
-        <w:tc>
-          <w:tcPr>
-            <w:tcW w:type="dxa" w:w="2880"/>
-          </w:tcPr>
-          <w:p>
-            <w:pPr>
-              <w:jc w:val="left"/>
-            </w:pPr>
-            <w:r>
-              <w:rPr>
-                <w:rFonts w:ascii="Microsoft YaHei" w:hAnsi="Microsoft YaHei" w:eastAsia="Microsoft YaHei"/>
-                <w:sz w:val="19"/>
-              </w:rPr>
-              <w:t>重点客户走访、设备检查重点</w:t>
-            </w:r>
-          </w:p>
-        </w:tc>
-        <w:tc>
-          <w:tcPr>
-            <w:tcW w:type="dxa" w:w="2880"/>
-          </w:tcPr>
-          <w:p>
-            <w:pPr>
-              <w:jc w:val="left"/>
-            </w:pPr>
-            <w:r>
-              <w:rPr>
-                <w:rFonts w:ascii="Microsoft YaHei" w:hAnsi="Microsoft YaHei" w:eastAsia="Microsoft YaHei"/>
-                <w:sz w:val="19"/>
-              </w:rPr>
-              <w:t>驻点前查询</w:t>
-            </w:r>
-          </w:p>
-        </w:tc>
-      </w:tr>
-      <w:tr>
-        <w:tc>
-          <w:tcPr>
-            <w:tcW w:type="dxa" w:w="2880"/>
-          </w:tcPr>
-          <w:p>
-            <w:pPr>
-              <w:jc w:val="left"/>
-            </w:pPr>
-            <w:r>
-              <w:rPr>
-                <w:rFonts w:ascii="Microsoft YaHei" w:hAnsi="Microsoft YaHei" w:eastAsia="Microsoft YaHei"/>
-                <w:sz w:val="19"/>
-              </w:rPr>
-              <w:t>敏感客户清单</w:t>
-            </w:r>
-          </w:p>
-        </w:tc>
-        <w:tc>
-          <w:tcPr>
-            <w:tcW w:type="dxa" w:w="2880"/>
-          </w:tcPr>
-          <w:p>
-            <w:pPr>
-              <w:jc w:val="left"/>
-            </w:pPr>
-            <w:r>
-              <w:rPr>
-                <w:rFonts w:ascii="Microsoft YaHei" w:hAnsi="Microsoft YaHei" w:eastAsia="Microsoft YaHei"/>
-                <w:sz w:val="19"/>
-              </w:rPr>
-              <w:t>服务策略调整、重点走访</w:t>
-            </w:r>
-          </w:p>
-        </w:tc>
-        <w:tc>
-          <w:tcPr>
-            <w:tcW w:type="dxa" w:w="2880"/>
-          </w:tcPr>
-          <w:p>
-            <w:pPr>
-              <w:jc w:val="left"/>
-            </w:pPr>
-            <w:r>
-              <w:rPr>
-                <w:rFonts w:ascii="Microsoft YaHei" w:hAnsi="Microsoft YaHei" w:eastAsia="Microsoft YaHei"/>
-                <w:sz w:val="19"/>
-              </w:rPr>
-              <w:t>驻点前查询</w:t>
-            </w:r>
-          </w:p>
-        </w:tc>
-      </w:tr>
-      <w:tr>
-        <w:tc>
-          <w:tcPr>
-            <w:tcW w:type="dxa" w:w="2880"/>
-          </w:tcPr>
-          <w:p>
-            <w:pPr>
-              <w:jc w:val="left"/>
-            </w:pPr>
-            <w:r>
-              <w:rPr>
-                <w:rFonts w:ascii="Microsoft YaHei" w:hAnsi="Microsoft YaHei" w:eastAsia="Microsoft YaHei"/>
-                <w:sz w:val="19"/>
-              </w:rPr>
-              <w:t>重要客户清单</w:t>
-            </w:r>
-          </w:p>
-        </w:tc>
-        <w:tc>
-          <w:tcPr>
-            <w:tcW w:type="dxa" w:w="2880"/>
-          </w:tcPr>
-          <w:p>
-            <w:pPr>
-              <w:jc w:val="left"/>
-            </w:pPr>
-            <w:r>
-              <w:rPr>
-                <w:rFonts w:ascii="Microsoft YaHei" w:hAnsi="Microsoft YaHei" w:eastAsia="Microsoft YaHei"/>
-                <w:sz w:val="19"/>
-              </w:rPr>
-              <w:t>走访安排、服务对接</w:t>
-            </w:r>
-          </w:p>
-        </w:tc>
-        <w:tc>
-          <w:tcPr>
-            <w:tcW w:type="dxa" w:w="2880"/>
-          </w:tcPr>
-          <w:p>
-            <w:pPr>
-              <w:jc w:val="left"/>
-            </w:pPr>
-            <w:r>
-              <w:rPr>
-                <w:rFonts w:ascii="Microsoft YaHei" w:hAnsi="Microsoft YaHei" w:eastAsia="Microsoft YaHei"/>
-                <w:sz w:val="19"/>
-              </w:rPr>
-              <w:t>驻点前查询</w:t>
-            </w:r>
-          </w:p>
-        </w:tc>
-      </w:tr>
-      <w:tr>
-        <w:tc>
-          <w:tcPr>
-            <w:tcW w:type="dxa" w:w="2880"/>
-          </w:tcPr>
-          <w:p>
-            <w:pPr>
-              <w:jc w:val="left"/>
-            </w:pPr>
-            <w:r>
-              <w:rPr>
-                <w:rFonts w:ascii="Microsoft YaHei" w:hAnsi="Microsoft YaHei" w:eastAsia="Microsoft YaHei"/>
-                <w:sz w:val="19"/>
-              </w:rPr>
-              <w:t>设备信息库</w:t>
-            </w:r>
-          </w:p>
-        </w:tc>
-        <w:tc>
-          <w:tcPr>
-            <w:tcW w:type="dxa" w:w="2880"/>
-          </w:tcPr>
-          <w:p>
-            <w:pPr>
-              <w:jc w:val="left"/>
-            </w:pPr>
-            <w:r>
-              <w:rPr>
-                <w:rFonts w:ascii="Microsoft YaHei" w:hAnsi="Microsoft YaHei" w:eastAsia="Microsoft YaHei"/>
-                <w:sz w:val="19"/>
-              </w:rPr>
-              <w:t>检查对照、知识积累</w:t>
-            </w:r>
-          </w:p>
-        </w:tc>
-        <w:tc>
-          <w:tcPr>
-            <w:tcW w:type="dxa" w:w="2880"/>
-          </w:tcPr>
-          <w:p>
-            <w:pPr>
-              <w:jc w:val="left"/>
-            </w:pPr>
-            <w:r>
-              <w:rPr>
-                <w:rFonts w:ascii="Microsoft YaHei" w:hAnsi="Microsoft YaHei" w:eastAsia="Microsoft YaHei"/>
-                <w:sz w:val="19"/>
-              </w:rPr>
-              <w:t>驻点前/中查询</w:t>
-            </w:r>
-          </w:p>
-        </w:tc>
-      </w:tr>
-    </w:tbl>
-    <w:p/>
-    <w:p>
-      <w:pPr>
         <w:pStyle w:val="Heading2"/>
-        <w:jc w:val="left"/>
       </w:pPr>
       <w:r>
         <w:rPr>
@@ -2281,7 +454,6 @@
     <w:p>
       <w:pPr>
         <w:pStyle w:val="Heading3"/>
-        <w:jc w:val="left"/>
       </w:pPr>
       <w:r>
         <w:rPr>
@@ -2295,15 +467,13 @@
     </w:p>
     <w:p>
       <w:pPr>
-        <w:spacing w:before="120" w:after="120"/>
-        <w:ind w:left="432"/>
         <w:jc w:val="center"/>
       </w:pPr>
       <w:r>
         <w:drawing>
           <wp:inline xmlns:a="http://schemas.openxmlformats.org/drawingml/2006/main" xmlns:pic="http://schemas.openxmlformats.org/drawingml/2006/picture">
-            <wp:extent cx="5029200" cy="2235200"/>
-            <wp:docPr id="3" name="Picture 3"/>
+            <wp:extent cx="5029200" cy="9907524"/>
+            <wp:docPr id="2" name="Picture 2"/>
             <wp:cNvGraphicFramePr>
               <a:graphicFrameLocks noChangeAspect="1"/>
             </wp:cNvGraphicFramePr>
@@ -2311,11 +481,11 @@
               <a:graphicData uri="http://schemas.openxmlformats.org/drawingml/2006/picture">
                 <pic:pic>
                   <pic:nvPicPr>
-                    <pic:cNvPr id="0" name="10-移动服务模式研究_133.png"/>
+                    <pic:cNvPr id="0" name="ascii_img_011.png"/>
                     <pic:cNvPicPr/>
                   </pic:nvPicPr>
                   <pic:blipFill>
-                    <a:blip r:embed="rId11"/>
+                    <a:blip r:embed="rId10"/>
                     <a:stretch>
                       <a:fillRect/>
                     </a:stretch>
@@ -2323,7 +493,7 @@
                   <pic:spPr>
                     <a:xfrm>
                       <a:off x="0" y="0"/>
-                      <a:ext cx="5029200" cy="2235200"/>
+                      <a:ext cx="5029200" cy="9907524"/>
                     </a:xfrm>
                     <a:prstGeom prst="rect"/>
                   </pic:spPr>
@@ -2337,7 +507,6 @@
     <w:p>
       <w:pPr>
         <w:pStyle w:val="Heading3"/>
-        <w:jc w:val="left"/>
       </w:pPr>
       <w:r>
         <w:rPr>
@@ -2349,340 +518,54 @@
         <w:t>6.2 与之前认知的对比</w:t>
       </w:r>
     </w:p>
-    <w:tbl>
-      <w:tblPr>
-        <w:tblStyle w:val="TableGrid"/>
-        <w:tblW w:type="auto" w:w="0"/>
-        <w:tblLook w:firstColumn="1" w:firstRow="1" w:lastColumn="0" w:lastRow="0" w:noHBand="0" w:noVBand="1" w:val="04A0"/>
-      </w:tblPr>
-      <w:tblGrid>
-        <w:gridCol w:w="2880"/>
-        <w:gridCol w:w="2880"/>
-        <w:gridCol w:w="2880"/>
-      </w:tblGrid>
-      <w:tr>
-        <w:tc>
-          <w:tcPr>
-            <w:tcW w:type="dxa" w:w="2880"/>
-          </w:tcPr>
-          <w:p>
-            <w:pPr>
-              <w:jc w:val="center"/>
-            </w:pPr>
-            <w:r>
-              <w:rPr>
-                <w:rFonts w:ascii="Microsoft YaHei" w:hAnsi="Microsoft YaHei" w:eastAsia="Microsoft YaHei"/>
-                <w:b/>
-                <w:sz w:val="20"/>
-              </w:rPr>
-              <w:t>维度</w:t>
-            </w:r>
-          </w:p>
-        </w:tc>
-        <w:tc>
-          <w:tcPr>
-            <w:tcW w:type="dxa" w:w="2880"/>
-          </w:tcPr>
-          <w:p>
-            <w:pPr>
-              <w:jc w:val="center"/>
-            </w:pPr>
-            <w:r>
-              <w:rPr>
-                <w:rFonts w:ascii="Microsoft YaHei" w:hAnsi="Microsoft YaHei" w:eastAsia="Microsoft YaHei"/>
-                <w:b/>
-                <w:sz w:val="20"/>
-              </w:rPr>
-              <w:t>之前认知</w:t>
-            </w:r>
-          </w:p>
-        </w:tc>
-        <w:tc>
-          <w:tcPr>
-            <w:tcW w:type="dxa" w:w="2880"/>
-          </w:tcPr>
-          <w:p>
-            <w:pPr>
-              <w:jc w:val="center"/>
-            </w:pPr>
-            <w:r>
-              <w:rPr>
-                <w:rFonts w:ascii="Microsoft YaHei" w:hAnsi="Microsoft YaHei" w:eastAsia="Microsoft YaHei"/>
-                <w:b/>
-                <w:sz w:val="20"/>
-              </w:rPr>
-              <w:t>更新后认知</w:t>
-            </w:r>
-          </w:p>
-        </w:tc>
-      </w:tr>
-      <w:tr>
-        <w:tc>
-          <w:tcPr>
-            <w:tcW w:type="dxa" w:w="2880"/>
-          </w:tcPr>
-          <w:p>
-            <w:pPr>
-              <w:jc w:val="left"/>
-            </w:pPr>
-            <w:r>
-              <w:rPr>
-                <w:rFonts w:ascii="Microsoft YaHei" w:hAnsi="Microsoft YaHei" w:eastAsia="Microsoft YaHei"/>
-                <w:sz w:val="19"/>
-              </w:rPr>
-              <w:t>工作目标</w:t>
-            </w:r>
-          </w:p>
-        </w:tc>
-        <w:tc>
-          <w:tcPr>
-            <w:tcW w:type="dxa" w:w="2880"/>
-          </w:tcPr>
-          <w:p>
-            <w:pPr>
-              <w:jc w:val="left"/>
-            </w:pPr>
-            <w:r>
-              <w:rPr>
-                <w:rFonts w:ascii="Microsoft YaHei" w:hAnsi="Microsoft YaHei" w:eastAsia="Microsoft YaHei"/>
-                <w:sz w:val="19"/>
-              </w:rPr>
-              <w:t>全面覆盖</w:t>
-            </w:r>
-          </w:p>
-        </w:tc>
-        <w:tc>
-          <w:tcPr>
-            <w:tcW w:type="dxa" w:w="2880"/>
-          </w:tcPr>
-          <w:p>
-            <w:pPr>
-              <w:jc w:val="left"/>
-            </w:pPr>
-            <w:r>
-              <w:rPr>
-                <w:rFonts w:ascii="Microsoft YaHei" w:hAnsi="Microsoft YaHei" w:eastAsia="Microsoft YaHei"/>
-                <w:sz w:val="19"/>
-              </w:rPr>
-              <w:t>精准聚焦</w:t>
-            </w:r>
-          </w:p>
-        </w:tc>
-      </w:tr>
-      <w:tr>
-        <w:tc>
-          <w:tcPr>
-            <w:tcW w:type="dxa" w:w="2880"/>
-          </w:tcPr>
-          <w:p>
-            <w:pPr>
-              <w:jc w:val="left"/>
-            </w:pPr>
-            <w:r>
-              <w:rPr>
-                <w:rFonts w:ascii="Microsoft YaHei" w:hAnsi="Microsoft YaHei" w:eastAsia="Microsoft YaHei"/>
-                <w:sz w:val="19"/>
-              </w:rPr>
-              <w:t>工作方式</w:t>
-            </w:r>
-          </w:p>
-        </w:tc>
-        <w:tc>
-          <w:tcPr>
-            <w:tcW w:type="dxa" w:w="2880"/>
-          </w:tcPr>
-          <w:p>
-            <w:pPr>
-              <w:jc w:val="left"/>
-            </w:pPr>
-            <w:r>
-              <w:rPr>
-                <w:rFonts w:ascii="Microsoft YaHei" w:hAnsi="Microsoft YaHei" w:eastAsia="Microsoft YaHei"/>
-                <w:sz w:val="19"/>
-              </w:rPr>
-              <w:t>长期积累</w:t>
-            </w:r>
-          </w:p>
-        </w:tc>
-        <w:tc>
-          <w:tcPr>
-            <w:tcW w:type="dxa" w:w="2880"/>
-          </w:tcPr>
-          <w:p>
-            <w:pPr>
-              <w:jc w:val="left"/>
-            </w:pPr>
-            <w:r>
-              <w:rPr>
-                <w:rFonts w:ascii="Microsoft YaHei" w:hAnsi="Microsoft YaHei" w:eastAsia="Microsoft YaHei"/>
-                <w:sz w:val="19"/>
-              </w:rPr>
-              <w:t>一次见效</w:t>
-            </w:r>
-          </w:p>
-        </w:tc>
-      </w:tr>
-      <w:tr>
-        <w:tc>
-          <w:tcPr>
-            <w:tcW w:type="dxa" w:w="2880"/>
-          </w:tcPr>
-          <w:p>
-            <w:pPr>
-              <w:jc w:val="left"/>
-            </w:pPr>
-            <w:r>
-              <w:rPr>
-                <w:rFonts w:ascii="Microsoft YaHei" w:hAnsi="Microsoft YaHei" w:eastAsia="Microsoft YaHei"/>
-                <w:sz w:val="19"/>
-              </w:rPr>
-              <w:t>驱动力</w:t>
-            </w:r>
-          </w:p>
-        </w:tc>
-        <w:tc>
-          <w:tcPr>
-            <w:tcW w:type="dxa" w:w="2880"/>
-          </w:tcPr>
-          <w:p>
-            <w:pPr>
-              <w:jc w:val="left"/>
-            </w:pPr>
-            <w:r>
-              <w:rPr>
-                <w:rFonts w:ascii="Microsoft YaHei" w:hAnsi="Microsoft YaHei" w:eastAsia="Microsoft YaHei"/>
-                <w:sz w:val="19"/>
-              </w:rPr>
-              <w:t>关系驱动</w:t>
-            </w:r>
-          </w:p>
-        </w:tc>
-        <w:tc>
-          <w:tcPr>
-            <w:tcW w:type="dxa" w:w="2880"/>
-          </w:tcPr>
-          <w:p>
-            <w:pPr>
-              <w:jc w:val="left"/>
-            </w:pPr>
-            <w:r>
-              <w:rPr>
-                <w:rFonts w:ascii="Microsoft YaHei" w:hAnsi="Microsoft YaHei" w:eastAsia="Microsoft YaHei"/>
-                <w:sz w:val="19"/>
-              </w:rPr>
-              <w:t>信息驱动</w:t>
-            </w:r>
-          </w:p>
-        </w:tc>
-      </w:tr>
-      <w:tr>
-        <w:tc>
-          <w:tcPr>
-            <w:tcW w:type="dxa" w:w="2880"/>
-          </w:tcPr>
-          <w:p>
-            <w:pPr>
-              <w:jc w:val="left"/>
-            </w:pPr>
-            <w:r>
-              <w:rPr>
-                <w:rFonts w:ascii="Microsoft YaHei" w:hAnsi="Microsoft YaHei" w:eastAsia="Microsoft YaHei"/>
-                <w:sz w:val="19"/>
-              </w:rPr>
-              <w:t>清单作用</w:t>
-            </w:r>
-          </w:p>
-        </w:tc>
-        <w:tc>
-          <w:tcPr>
-            <w:tcW w:type="dxa" w:w="2880"/>
-          </w:tcPr>
-          <w:p>
-            <w:pPr>
-              <w:jc w:val="left"/>
-            </w:pPr>
-            <w:r>
-              <w:rPr>
-                <w:rFonts w:ascii="Microsoft YaHei" w:hAnsi="Microsoft YaHei" w:eastAsia="Microsoft YaHei"/>
-                <w:sz w:val="19"/>
-              </w:rPr>
-              <w:t>系统性指导</w:t>
-            </w:r>
-          </w:p>
-        </w:tc>
-        <w:tc>
-          <w:tcPr>
-            <w:tcW w:type="dxa" w:w="2880"/>
-          </w:tcPr>
-          <w:p>
-            <w:pPr>
-              <w:jc w:val="left"/>
-            </w:pPr>
-            <w:r>
-              <w:rPr>
-                <w:rFonts w:ascii="Microsoft YaHei" w:hAnsi="Microsoft YaHei" w:eastAsia="Microsoft YaHei"/>
-                <w:sz w:val="19"/>
-              </w:rPr>
-              <w:t>抓住重点</w:t>
-            </w:r>
-          </w:p>
-        </w:tc>
-      </w:tr>
-      <w:tr>
-        <w:tc>
-          <w:tcPr>
-            <w:tcW w:type="dxa" w:w="2880"/>
-          </w:tcPr>
-          <w:p>
-            <w:pPr>
-              <w:jc w:val="left"/>
-            </w:pPr>
-            <w:r>
-              <w:rPr>
-                <w:rFonts w:ascii="Microsoft YaHei" w:hAnsi="Microsoft YaHei" w:eastAsia="Microsoft YaHei"/>
-                <w:sz w:val="19"/>
-              </w:rPr>
-              <w:t>数字化重点</w:t>
-            </w:r>
-          </w:p>
-        </w:tc>
-        <w:tc>
-          <w:tcPr>
-            <w:tcW w:type="dxa" w:w="2880"/>
-          </w:tcPr>
-          <w:p>
-            <w:pPr>
-              <w:jc w:val="left"/>
-            </w:pPr>
-            <w:r>
-              <w:rPr>
-                <w:rFonts w:ascii="Microsoft YaHei" w:hAnsi="Microsoft YaHei" w:eastAsia="Microsoft YaHei"/>
-                <w:sz w:val="19"/>
-              </w:rPr>
-              <w:t>长期记录</w:t>
-            </w:r>
-          </w:p>
-        </w:tc>
-        <w:tc>
-          <w:tcPr>
-            <w:tcW w:type="dxa" w:w="2880"/>
-          </w:tcPr>
-          <w:p>
-            <w:pPr>
-              <w:jc w:val="left"/>
-            </w:pPr>
-            <w:r>
-              <w:rPr>
-                <w:rFonts w:ascii="Microsoft YaHei" w:hAnsi="Microsoft YaHei" w:eastAsia="Microsoft YaHei"/>
-                <w:sz w:val="19"/>
-              </w:rPr>
-              <w:t>快速查询+一次录入</w:t>
-            </w:r>
-          </w:p>
-        </w:tc>
-      </w:tr>
-    </w:tbl>
-    <w:p/>
+    <w:p>
+      <w:pPr>
+        <w:jc w:val="both"/>
+      </w:pPr>
+      <w:r>
+        <w:rPr>
+          <w:rFonts w:ascii="Microsoft YaHei" w:hAnsi="Microsoft YaHei" w:eastAsia="Microsoft YaHei"/>
+          <w:sz w:val="21"/>
+        </w:rPr>
+        <w:t>创建者: Research Agent</w:t>
+      </w:r>
+    </w:p>
+    <w:p>
+      <w:pPr>
+        <w:jc w:val="both"/>
+      </w:pPr>
+      <w:r>
+        <w:rPr>
+          <w:rFonts w:ascii="Microsoft YaHei" w:hAnsi="Microsoft YaHei" w:eastAsia="Microsoft YaHei"/>
+          <w:sz w:val="21"/>
+        </w:rPr>
+        <w:t>创建时间: 2026-03-16</w:t>
+      </w:r>
+    </w:p>
+    <w:p>
+      <w:pPr>
+        <w:jc w:val="both"/>
+      </w:pPr>
+      <w:r>
+        <w:rPr>
+          <w:rFonts w:ascii="Microsoft YaHei" w:hAnsi="Microsoft YaHei" w:eastAsia="Microsoft YaHei"/>
+          <w:sz w:val="21"/>
+        </w:rPr>
+        <w:t>文档状态: draft</w:t>
+      </w:r>
+    </w:p>
+    <w:p>
+      <w:pPr>
+        <w:jc w:val="both"/>
+      </w:pPr>
+      <w:r>
+        <w:rPr>
+          <w:rFonts w:ascii="Microsoft YaHei" w:hAnsi="Microsoft YaHei" w:eastAsia="Microsoft YaHei"/>
+          <w:sz w:val="21"/>
+        </w:rPr>
+        <w:t>重要程度: 高（核心框架更新）</w:t>
+      </w:r>
+    </w:p>
     <w:sectPr>
       <w:pgSz w:w="12240" w:h="15840"/>
       <w:pgMar w:top="1440" w:right="1800" w:bottom="1440" w:left="1800" w:header="720" w:footer="720" w:gutter="0"/>
